--- a/Proj/Project Report.docx
+++ b/Proj/Project Report.docx
@@ -97,7 +97,25 @@
           <w:szCs w:val="24"/>
           <w:lang w:val="en-IL"/>
         </w:rPr>
-        <w:t>In this assignment, we tackle the growing challenge of facial manipulation detection. We explore two types of manipulated media: "Deepfakes" (identity swapping) and "Synthetic" images (GAN-generated faces). Our goal is to develop binary classifiers capable of distinguishing between real and fake images.</w:t>
+        <w:t>In this assignment, we tackle the growing challenge of facial manipulation detection. We explore two types of manipulated media: "Deepfakes" (identity swapping) and "Synthetic" images (GAN</w:t>
+      </w:r>
+      <w:r>
+        <w:rPr>
+          <w:rFonts w:asciiTheme="minorBidi" w:hAnsiTheme="minorBidi"/>
+          <w:sz w:val="24"/>
+          <w:szCs w:val="24"/>
+          <w:lang w:val="en-IL"/>
+        </w:rPr>
+        <w:t>–</w:t>
+      </w:r>
+      <w:r>
+        <w:rPr>
+          <w:rFonts w:asciiTheme="minorBidi" w:hAnsiTheme="minorBidi"/>
+          <w:sz w:val="24"/>
+          <w:szCs w:val="24"/>
+          <w:lang w:val="en-IL"/>
+        </w:rPr>
+        <w:t>generated faces). Our goal is to develop binary classifiers capable of distinguishing between real and fake images.</w:t>
       </w:r>
     </w:p>
     <w:p>
@@ -178,7 +196,7 @@
           <w:szCs w:val="24"/>
           <w:lang w:val="en-IL"/>
         </w:rPr>
-        <w:t xml:space="preserve"> its performance and limitations, particularly when applied to high-quality synthetic data. Subsequently, we employ Transfer Learning by fine</w:t>
+        <w:t xml:space="preserve"> its performance and limitations, particularly when applied to high</w:t>
       </w:r>
       <w:r>
         <w:rPr>
@@ -187,7 +205,7 @@
           <w:szCs w:val="24"/>
           <w:lang w:val="en-IL"/>
         </w:rPr>
-        <w:t>-</w:t>
+        <w:t>–</w:t>
       </w:r>
       <w:r>
         <w:rPr>
@@ -196,9 +214,8 @@
           <w:szCs w:val="24"/>
           <w:lang w:val="en-IL"/>
         </w:rPr>
-        <w:t xml:space="preserve">tuning an </w:t>
-      </w:r>
-      <w:proofErr w:type="spellStart"/>
+        <w:t>quality synthetic data. Subsequently, we employ Transfer Learning by fine</w:t>
+      </w:r>
       <w:r>
         <w:rPr>
           <w:rFonts w:asciiTheme="minorBidi" w:hAnsiTheme="minorBidi"/>
@@ -206,9 +223,8 @@
           <w:szCs w:val="24"/>
           <w:lang w:val="en-IL"/>
         </w:rPr>
-        <w:t>Xception</w:t>
-      </w:r>
-      <w:proofErr w:type="spellEnd"/>
+        <w:t>–</w:t>
+      </w:r>
       <w:r>
         <w:rPr>
           <w:rFonts w:asciiTheme="minorBidi" w:hAnsiTheme="minorBidi"/>
@@ -216,7 +232,81 @@
           <w:szCs w:val="24"/>
           <w:lang w:val="en-IL"/>
         </w:rPr>
-        <w:t xml:space="preserve"> backbone pre-trained on ImageNet. Finally, we interpret our models' decision-making processes using visual explainability tools like Saliency Maps and Grad-CAM to understand which facial features drive the classification.</w:t>
+        <w:t xml:space="preserve">tuning an </w:t>
+      </w:r>
+      <w:proofErr w:type="spellStart"/>
+      <w:r>
+        <w:rPr>
+          <w:rFonts w:asciiTheme="minorBidi" w:hAnsiTheme="minorBidi"/>
+          <w:sz w:val="24"/>
+          <w:szCs w:val="24"/>
+          <w:lang w:val="en-IL"/>
+        </w:rPr>
+        <w:t>Xception</w:t>
+      </w:r>
+      <w:proofErr w:type="spellEnd"/>
+      <w:r>
+        <w:rPr>
+          <w:rFonts w:asciiTheme="minorBidi" w:hAnsiTheme="minorBidi"/>
+          <w:sz w:val="24"/>
+          <w:szCs w:val="24"/>
+          <w:lang w:val="en-IL"/>
+        </w:rPr>
+        <w:t xml:space="preserve"> backbone pre</w:t>
+      </w:r>
+      <w:r>
+        <w:rPr>
+          <w:rFonts w:asciiTheme="minorBidi" w:hAnsiTheme="minorBidi"/>
+          <w:sz w:val="24"/>
+          <w:szCs w:val="24"/>
+          <w:lang w:val="en-IL"/>
+        </w:rPr>
+        <w:t>–</w:t>
+      </w:r>
+      <w:r>
+        <w:rPr>
+          <w:rFonts w:asciiTheme="minorBidi" w:hAnsiTheme="minorBidi"/>
+          <w:sz w:val="24"/>
+          <w:szCs w:val="24"/>
+          <w:lang w:val="en-IL"/>
+        </w:rPr>
+        <w:t>trained on ImageNet. Finally, we interpret our models' decision</w:t>
+      </w:r>
+      <w:r>
+        <w:rPr>
+          <w:rFonts w:asciiTheme="minorBidi" w:hAnsiTheme="minorBidi"/>
+          <w:sz w:val="24"/>
+          <w:szCs w:val="24"/>
+          <w:lang w:val="en-IL"/>
+        </w:rPr>
+        <w:t>–</w:t>
+      </w:r>
+      <w:r>
+        <w:rPr>
+          <w:rFonts w:asciiTheme="minorBidi" w:hAnsiTheme="minorBidi"/>
+          <w:sz w:val="24"/>
+          <w:szCs w:val="24"/>
+          <w:lang w:val="en-IL"/>
+        </w:rPr>
+        <w:t>making processes using visual explainability tools like Saliency Maps and Grad</w:t>
+      </w:r>
+      <w:r>
+        <w:rPr>
+          <w:rFonts w:asciiTheme="minorBidi" w:hAnsiTheme="minorBidi"/>
+          <w:sz w:val="24"/>
+          <w:szCs w:val="24"/>
+          <w:lang w:val="en-IL"/>
+        </w:rPr>
+        <w:t>–</w:t>
+      </w:r>
+      <w:r>
+        <w:rPr>
+          <w:rFonts w:asciiTheme="minorBidi" w:hAnsiTheme="minorBidi"/>
+          <w:sz w:val="24"/>
+          <w:szCs w:val="24"/>
+          <w:lang w:val="en-IL"/>
+        </w:rPr>
+        <w:t>CAM to understand which facial features drive the classification.</w:t>
       </w:r>
     </w:p>
     <w:p>
@@ -695,7 +785,21 @@
           <w:lang w:val="en-IL"/>
         </w:rPr>
         <w:lastRenderedPageBreak/>
-        <w:t xml:space="preserve">The accuracy plot reveals a clear divergence between the model's performance on seen versus unseen data. The training accuracy (blue line) climbs near-monotonically, reaching a high of approximately 97%. In contrast, the validation accuracy (orange line) peaks at roughly 86% around Epoch 3 before plateauing. This substantial gap </w:t>
+        <w:t>The accuracy plot reveals a clear divergence between the model's performance on seen versus unseen data. The training accuracy (blue line) climbs near</w:t>
+      </w:r>
+      <w:r>
+        <w:rPr>
+          <w:rFonts w:asciiTheme="minorBidi" w:hAnsiTheme="minorBidi"/>
+          <w:lang w:val="en-IL"/>
+        </w:rPr>
+        <w:t>–</w:t>
+      </w:r>
+      <w:r>
+        <w:rPr>
+          <w:rFonts w:asciiTheme="minorBidi" w:hAnsiTheme="minorBidi"/>
+          <w:lang w:val="en-IL"/>
+        </w:rPr>
+        <w:t xml:space="preserve">monotonically, reaching a high of approximately 97%. In contrast, the validation accuracy (orange line) peaks at roughly 86% around Epoch 3 before plateauing. This substantial gap </w:t>
       </w:r>
       <m:oMath>
         <m:d>
@@ -885,7 +989,19 @@
           <w:rFonts w:asciiTheme="minorBidi" w:hAnsiTheme="minorBidi"/>
         </w:rPr>
         <w:lastRenderedPageBreak/>
-        <w:t>sharp decline indicates that the optimizer is successfully minimizing the cross-entropy error on the training data. However, the validation loss does not follow this steep descent indefinitely; it stabilizes around Epoch 3. The divergence between the continuing drop in training loss and the stagnation of validation loss suggests that further training beyond this point yields diminishing returns and primarily contributes to overfitting.</w:t>
+        <w:t>sharp decline indicates that the optimizer is successfully minimizing the cross</w:t>
+      </w:r>
+      <w:r>
+        <w:rPr>
+          <w:rFonts w:asciiTheme="minorBidi" w:hAnsiTheme="minorBidi"/>
+        </w:rPr>
+        <w:t>–</w:t>
+      </w:r>
+      <w:r>
+        <w:rPr>
+          <w:rFonts w:asciiTheme="minorBidi" w:hAnsiTheme="minorBidi"/>
+        </w:rPr>
+        <w:t>entropy error on the training data. However, the validation loss does not follow this steep descent indefinitely; it stabilizes around Epoch 3. The divergence between the continuing drop in training loss and the stagnation of validation loss suggests that further training beyond this point yields diminishing returns and primarily contributes to overfitting.</w:t>
       </w:r>
     </w:p>
     <w:p>
@@ -918,7 +1034,43 @@
         <w:rPr>
           <w:rFonts w:asciiTheme="minorBidi" w:hAnsiTheme="minorBidi"/>
         </w:rPr>
-        <w:t>According to the JSON log, the highest validation accuracy was 85.81% at Epoch 3, the corresponding test accuracy was 83%, which was also the highest.</w:t>
+        <w:t>According to the JSON log, the highest validation accuracy was 8</w:t>
+      </w:r>
+      <w:r>
+        <w:rPr>
+          <w:rFonts w:asciiTheme="minorBidi" w:hAnsiTheme="minorBidi"/>
+        </w:rPr>
+        <w:t>8</w:t>
+      </w:r>
+      <w:r>
+        <w:rPr>
+          <w:rFonts w:asciiTheme="minorBidi" w:hAnsiTheme="minorBidi"/>
+        </w:rPr>
+        <w:t>.</w:t>
+      </w:r>
+      <w:r>
+        <w:rPr>
+          <w:rFonts w:asciiTheme="minorBidi" w:hAnsiTheme="minorBidi"/>
+        </w:rPr>
+        <w:t>42</w:t>
+      </w:r>
+      <w:r>
+        <w:rPr>
+          <w:rFonts w:asciiTheme="minorBidi" w:hAnsiTheme="minorBidi"/>
+        </w:rPr>
+        <w:t>% at Epoch 3, the corresponding test accuracy was 8</w:t>
+      </w:r>
+      <w:r>
+        <w:rPr>
+          <w:rFonts w:asciiTheme="minorBidi" w:hAnsiTheme="minorBidi"/>
+        </w:rPr>
+        <w:t>5.8</w:t>
+      </w:r>
+      <w:r>
+        <w:rPr>
+          <w:rFonts w:asciiTheme="minorBidi" w:hAnsiTheme="minorBidi"/>
+        </w:rPr>
+        <w:t>%, which was also the highest.</w:t>
       </w:r>
     </w:p>
     <w:p>
@@ -1055,7 +1207,19 @@
         <w:rPr>
           <w:rFonts w:asciiTheme="minorBidi" w:hAnsiTheme="minorBidi"/>
         </w:rPr>
-        <w:t xml:space="preserve">The Receiver Operating Characteristic (ROC) plot illustrates the trade-off between the True Positive Rate and the False Positive Rate. The curves for the two class scores are symmetric inverses of each other due to the binary </w:t>
+        <w:t>The Receiver Operating Characteristic (ROC) plot illustrates the trade</w:t>
+      </w:r>
+      <w:r>
+        <w:rPr>
+          <w:rFonts w:asciiTheme="minorBidi" w:hAnsiTheme="minorBidi"/>
+        </w:rPr>
+        <w:t>–</w:t>
+      </w:r>
+      <w:r>
+        <w:rPr>
+          <w:rFonts w:asciiTheme="minorBidi" w:hAnsiTheme="minorBidi"/>
+        </w:rPr>
+        <w:t xml:space="preserve">off between the True Positive Rate and the False Positive Rate. The curves for the two class scores are symmetric inverses of each other due to the binary </w:t>
       </w:r>
       <w:proofErr w:type="spellStart"/>
       <w:r>
@@ -1069,21 +1233,19 @@
         <w:rPr>
           <w:rFonts w:asciiTheme="minorBidi" w:hAnsiTheme="minorBidi"/>
         </w:rPr>
-        <w:t xml:space="preserve"> constraint (probabilities sum to 1</w:t>
-      </w:r>
-      <w:proofErr w:type="gramStart"/>
-      <w:r>
-        <w:rPr>
-          <w:rFonts w:asciiTheme="minorBidi" w:hAnsiTheme="minorBidi"/>
-        </w:rPr>
-        <w:t>) .</w:t>
-      </w:r>
-      <w:proofErr w:type="gramEnd"/>
-      <w:r>
-        <w:rPr>
-          <w:rFonts w:asciiTheme="minorBidi" w:hAnsiTheme="minorBidi"/>
-        </w:rPr>
-        <w:t xml:space="preserve"> The steep rise toward the top-left corner indicates a strong discriminative ability, with a high Area Under the Curve (AUC) confirming the model distinguishes well between real and deepfake images.</w:t>
+        <w:t xml:space="preserve"> constraint (probabilities sum to 1) . The steep rise toward the top</w:t>
+      </w:r>
+      <w:r>
+        <w:rPr>
+          <w:rFonts w:asciiTheme="minorBidi" w:hAnsiTheme="minorBidi"/>
+        </w:rPr>
+        <w:t>–</w:t>
+      </w:r>
+      <w:r>
+        <w:rPr>
+          <w:rFonts w:asciiTheme="minorBidi" w:hAnsiTheme="minorBidi"/>
+        </w:rPr>
+        <w:t>left corner indicates a strong discriminative ability, with a high Area Under the Curve (AUC) confirming the model distinguishes well between real and deepfake images.</w:t>
       </w:r>
     </w:p>
     <w:p>
@@ -1176,21 +1338,31 @@
         <w:rPr>
           <w:rFonts w:asciiTheme="minorBidi" w:hAnsiTheme="minorBidi"/>
         </w:rPr>
-        <w:t xml:space="preserve">The Detection Error Trade-off (DET) curve plots the False Negative Rate (missed detections) against the False Positive Rate (false alarms) on a logarithmic scale. The curve's </w:t>
-      </w:r>
-      <w:proofErr w:type="gramStart"/>
-      <w:r>
-        <w:rPr>
-          <w:rFonts w:asciiTheme="minorBidi" w:hAnsiTheme="minorBidi"/>
-        </w:rPr>
-        <w:t>close proximity</w:t>
-      </w:r>
-      <w:proofErr w:type="gramEnd"/>
-      <w:r>
-        <w:rPr>
-          <w:rFonts w:asciiTheme="minorBidi" w:hAnsiTheme="minorBidi"/>
-        </w:rPr>
-        <w:t xml:space="preserve"> to the origin (bottom-left) demonstrates that the model can achieve low error rates for both false acceptances and false rejections, depending on the chosen decision threshold.</w:t>
+        <w:t>The Detection Error Trade</w:t>
+      </w:r>
+      <w:r>
+        <w:rPr>
+          <w:rFonts w:asciiTheme="minorBidi" w:hAnsiTheme="minorBidi"/>
+        </w:rPr>
+        <w:t>–</w:t>
+      </w:r>
+      <w:r>
+        <w:rPr>
+          <w:rFonts w:asciiTheme="minorBidi" w:hAnsiTheme="minorBidi"/>
+        </w:rPr>
+        <w:t>off (DET) curve plots the False Negative Rate (missed detections) against the False Positive Rate (false alarms) on a logarithmic scale. The curve's close proximity to the origin (bottom</w:t>
+      </w:r>
+      <w:r>
+        <w:rPr>
+          <w:rFonts w:asciiTheme="minorBidi" w:hAnsiTheme="minorBidi"/>
+        </w:rPr>
+        <w:t>–</w:t>
+      </w:r>
+      <w:r>
+        <w:rPr>
+          <w:rFonts w:asciiTheme="minorBidi" w:hAnsiTheme="minorBidi"/>
+        </w:rPr>
+        <w:t>left) demonstrates that the model can achieve low error rates for both false acceptances and false rejections, depending on the chosen decision threshold.</w:t>
       </w:r>
     </w:p>
     <w:p>
@@ -1251,21 +1423,7 @@
         <w:rPr>
           <w:rFonts w:asciiTheme="minorBidi" w:hAnsiTheme="minorBidi"/>
         </w:rPr>
-        <w:t xml:space="preserve">, the scores </w:t>
-      </w:r>
-      <w:proofErr w:type="gramStart"/>
-      <w:r>
-        <w:rPr>
-          <w:rFonts w:asciiTheme="minorBidi" w:hAnsiTheme="minorBidi"/>
-        </w:rPr>
-        <w:t>sum</w:t>
-      </w:r>
-      <w:proofErr w:type="gramEnd"/>
-      <w:r>
-        <w:rPr>
-          <w:rFonts w:asciiTheme="minorBidi" w:hAnsiTheme="minorBidi"/>
-        </w:rPr>
-        <w:t xml:space="preserve"> up to 1, causing them to be completions of one another.</w:t>
+        <w:t>, the scores sum up to 1, causing them to be completions of one another.</w:t>
       </w:r>
     </w:p>
     <w:p>
@@ -1332,13 +1490,7 @@
             <w:rPr>
               <w:rFonts w:ascii="Cambria Math" w:hAnsi="Cambria Math"/>
             </w:rPr>
-            <m:t>=1-</m:t>
-          </m:r>
-          <m:r>
-            <w:rPr>
-              <w:rFonts w:ascii="Cambria Math" w:hAnsi="Cambria Math"/>
-            </w:rPr>
-            <m:t xml:space="preserve"> Pr</m:t>
+            <m:t>=1- Pr</m:t>
           </m:r>
           <m:d>
             <m:dPr>
@@ -1469,14 +1621,7 @@
                 <w:rFonts w:ascii="Cambria Math" w:eastAsiaTheme="minorEastAsia" w:hAnsi="Cambria Math"/>
                 <w:lang w:val="en-IL"/>
               </w:rPr>
-              <m:t>+</m:t>
-            </m:r>
-            <m:r>
-              <w:rPr>
-                <w:rFonts w:ascii="Cambria Math" w:eastAsiaTheme="minorEastAsia" w:hAnsi="Cambria Math"/>
-                <w:lang w:val="en-IL"/>
-              </w:rPr>
-              <m:t>σ</m:t>
+              <m:t>+σ</m:t>
             </m:r>
             <m:sSub>
               <m:sSubPr>
@@ -1728,7 +1873,19 @@
         <w:rPr>
           <w:rFonts w:asciiTheme="minorBidi" w:hAnsiTheme="minorBidi"/>
         </w:rPr>
-        <w:t xml:space="preserve"> is incapable of learning the subtle distinctions of GAN-generated images, resulting in a degenerate classifier</w:t>
+        <w:t xml:space="preserve"> is incapable of learning the subtle distinctions of GAN</w:t>
+      </w:r>
+      <w:r>
+        <w:rPr>
+          <w:rFonts w:asciiTheme="minorBidi" w:hAnsiTheme="minorBidi"/>
+        </w:rPr>
+        <w:t>–</w:t>
+      </w:r>
+      <w:r>
+        <w:rPr>
+          <w:rFonts w:asciiTheme="minorBidi" w:hAnsiTheme="minorBidi"/>
+        </w:rPr>
+        <w:t>generated images, resulting in a degenerate classifier</w:t>
       </w:r>
     </w:p>
     <w:p>
@@ -1919,7 +2076,31 @@
         <w:rPr>
           <w:rFonts w:asciiTheme="minorBidi" w:hAnsiTheme="minorBidi"/>
         </w:rPr>
-        <w:t xml:space="preserve">fake-to-real </w:t>
+        <w:t>fake</w:t>
+      </w:r>
+      <w:r>
+        <w:rPr>
+          <w:rFonts w:asciiTheme="minorBidi" w:hAnsiTheme="minorBidi"/>
+        </w:rPr>
+        <w:t>–</w:t>
+      </w:r>
+      <w:r>
+        <w:rPr>
+          <w:rFonts w:asciiTheme="minorBidi" w:hAnsiTheme="minorBidi"/>
+        </w:rPr>
+        <w:t>to</w:t>
+      </w:r>
+      <w:r>
+        <w:rPr>
+          <w:rFonts w:asciiTheme="minorBidi" w:hAnsiTheme="minorBidi"/>
+        </w:rPr>
+        <w:t>–</w:t>
+      </w:r>
+      <w:r>
+        <w:rPr>
+          <w:rFonts w:asciiTheme="minorBidi" w:hAnsiTheme="minorBidi"/>
+        </w:rPr>
+        <w:t xml:space="preserve">real </w:t>
       </w:r>
       <w:r>
         <w:rPr>
@@ -2005,7 +2186,31 @@
         <w:rPr>
           <w:rFonts w:asciiTheme="minorBidi" w:hAnsiTheme="minorBidi"/>
         </w:rPr>
-        <w:t xml:space="preserve"> can easily detect. In contrast, GAN-generated faces (Synthetic) are often high-frequency coherent and lack these gross artifacts. </w:t>
+        <w:t xml:space="preserve"> can easily detect. In contrast, GAN</w:t>
+      </w:r>
+      <w:r>
+        <w:rPr>
+          <w:rFonts w:asciiTheme="minorBidi" w:hAnsiTheme="minorBidi"/>
+        </w:rPr>
+        <w:t>–</w:t>
+      </w:r>
+      <w:r>
+        <w:rPr>
+          <w:rFonts w:asciiTheme="minorBidi" w:hAnsiTheme="minorBidi"/>
+        </w:rPr>
+        <w:t>generated faces (Synthetic) are often high</w:t>
+      </w:r>
+      <w:r>
+        <w:rPr>
+          <w:rFonts w:asciiTheme="minorBidi" w:hAnsiTheme="minorBidi"/>
+        </w:rPr>
+        <w:t>–</w:t>
+      </w:r>
+      <w:r>
+        <w:rPr>
+          <w:rFonts w:asciiTheme="minorBidi" w:hAnsiTheme="minorBidi"/>
+        </w:rPr>
+        <w:t xml:space="preserve">frequency coherent and lack these gross artifacts. </w:t>
       </w:r>
       <w:proofErr w:type="spellStart"/>
       <w:r>
@@ -2114,7 +2319,61 @@
           <w:sz w:val="22"/>
           <w:szCs w:val="22"/>
         </w:rPr>
-        <w:t xml:space="preserve"> backbone is pre-trained on ImageNet, a massive dataset of over 14 million images across 1000 classes. This allows the model to initialize with robust feature extractors for edges, textures, and shapes.</w:t>
+        <w:t xml:space="preserve"> backbone is pre</w:t>
+      </w:r>
+      <w:r>
+        <w:rPr>
+          <w:rFonts w:asciiTheme="minorBidi" w:eastAsiaTheme="minorHAnsi" w:hAnsiTheme="minorBidi" w:cstheme="minorBidi"/>
+          <w:color w:val="auto"/>
+          <w:sz w:val="22"/>
+          <w:szCs w:val="22"/>
+        </w:rPr>
+        <w:t>–</w:t>
+      </w:r>
+      <w:r>
+        <w:rPr>
+          <w:rFonts w:asciiTheme="minorBidi" w:eastAsiaTheme="minorHAnsi" w:hAnsiTheme="minorBidi" w:cstheme="minorBidi"/>
+          <w:color w:val="auto"/>
+          <w:sz w:val="22"/>
+          <w:szCs w:val="22"/>
+        </w:rPr>
+        <w:t>trained on ImageNet, a massive dataset of</w:t>
+      </w:r>
+      <w:r>
+        <w:rPr>
+          <w:rFonts w:asciiTheme="minorBidi" w:eastAsiaTheme="minorHAnsi" w:hAnsiTheme="minorBidi" w:cstheme="minorBidi"/>
+          <w:color w:val="auto"/>
+          <w:sz w:val="22"/>
+          <w:szCs w:val="22"/>
+        </w:rPr>
+        <w:t xml:space="preserve"> over</w:t>
+      </w:r>
+      <w:r>
+        <w:rPr>
+          <w:rFonts w:asciiTheme="minorBidi" w:eastAsiaTheme="minorHAnsi" w:hAnsiTheme="minorBidi" w:cstheme="minorBidi"/>
+          <w:color w:val="auto"/>
+          <w:sz w:val="22"/>
+          <w:szCs w:val="22"/>
+        </w:rPr>
+        <w:t xml:space="preserve"> </w:t>
+      </w:r>
+      <w:r>
+        <w:rPr>
+          <w:rFonts w:asciiTheme="minorBidi" w:eastAsiaTheme="minorHAnsi" w:hAnsiTheme="minorBidi" w:cstheme="minorBidi"/>
+          <w:color w:val="auto"/>
+          <w:sz w:val="22"/>
+          <w:szCs w:val="22"/>
+        </w:rPr>
+        <w:t xml:space="preserve">1.28 </w:t>
+      </w:r>
+      <w:r>
+        <w:rPr>
+          <w:rFonts w:asciiTheme="minorBidi" w:eastAsiaTheme="minorHAnsi" w:hAnsiTheme="minorBidi" w:cstheme="minorBidi"/>
+          <w:color w:val="auto"/>
+          <w:sz w:val="22"/>
+          <w:szCs w:val="22"/>
+        </w:rPr>
+        <w:t>million images across 1000 classes. This allows the model to initialize with robust feature extractors for edges, textures, and shapes.</w:t>
       </w:r>
     </w:p>
     <w:p>
@@ -2138,7 +2397,6 @@
       <w:pPr>
         <w:bidi w:val="0"/>
         <w:spacing w:line="360" w:lineRule="auto"/>
-        <w:jc w:val="both"/>
         <w:rPr>
           <w:rFonts w:asciiTheme="minorBidi" w:hAnsiTheme="minorBidi"/>
           <w:lang w:val="en-IL"/>
@@ -2181,15 +2439,46 @@
           <w:rFonts w:asciiTheme="minorBidi" w:hAnsiTheme="minorBidi"/>
           <w:lang w:val="en-IL"/>
         </w:rPr>
-        <w:t xml:space="preserve"> Separable Convolutions and Residual (Skip) Connections. The former factorizes standard convolution into a </w:t>
-      </w:r>
+        <w:t xml:space="preserve"> Separable Convolution blocks with Residual (Skip) Connections.</w:t>
+      </w:r>
+    </w:p>
+    <w:p>
+      <w:pPr>
+        <w:bidi w:val="0"/>
+        <w:spacing w:line="360" w:lineRule="auto"/>
+        <w:rPr>
+          <w:rFonts w:asciiTheme="minorBidi" w:hAnsiTheme="minorBidi"/>
+          <w:lang w:val="en-IL"/>
+        </w:rPr>
+      </w:pPr>
+      <w:r>
+        <w:rPr>
+          <w:rFonts w:asciiTheme="minorBidi" w:hAnsiTheme="minorBidi"/>
+          <w:lang w:val="en-IL"/>
+        </w:rPr>
+        <w:t>Specifically, these blocks are built from the following components:</w:t>
+      </w:r>
+    </w:p>
+    <w:p>
+      <w:pPr>
+        <w:numPr>
+          <w:ilvl w:val="0"/>
+          <w:numId w:val="3"/>
+        </w:numPr>
+        <w:bidi w:val="0"/>
+        <w:spacing w:line="360" w:lineRule="auto"/>
+        <w:rPr>
+          <w:rFonts w:asciiTheme="minorBidi" w:hAnsiTheme="minorBidi"/>
+          <w:lang w:val="en-IL"/>
+        </w:rPr>
+      </w:pPr>
       <w:proofErr w:type="spellStart"/>
       <w:r>
         <w:rPr>
           <w:rFonts w:asciiTheme="minorBidi" w:hAnsiTheme="minorBidi"/>
           <w:lang w:val="en-IL"/>
         </w:rPr>
-        <w:t>depthwise</w:t>
+        <w:t>Depthwise</w:t>
       </w:r>
       <w:proofErr w:type="spellEnd"/>
       <w:r>
@@ -2197,7 +2486,44 @@
           <w:rFonts w:asciiTheme="minorBidi" w:hAnsiTheme="minorBidi"/>
           <w:lang w:val="en-IL"/>
         </w:rPr>
-        <w:t xml:space="preserve"> spatial convolution and a pointwise </w:t>
+        <w:t xml:space="preserve"> Separable Convolutions: This operation factorizes a standard convolution into two distinct layers:</w:t>
+      </w:r>
+    </w:p>
+    <w:p>
+      <w:pPr>
+        <w:numPr>
+          <w:ilvl w:val="1"/>
+          <w:numId w:val="3"/>
+        </w:numPr>
+        <w:bidi w:val="0"/>
+        <w:spacing w:line="360" w:lineRule="auto"/>
+        <w:rPr>
+          <w:rFonts w:asciiTheme="minorBidi" w:hAnsiTheme="minorBidi"/>
+          <w:lang w:val="en-IL"/>
+        </w:rPr>
+      </w:pPr>
+      <w:r>
+        <w:rPr>
+          <w:rFonts w:asciiTheme="minorBidi" w:hAnsiTheme="minorBidi"/>
+          <w:lang w:val="en-IL"/>
+        </w:rPr>
+        <w:t xml:space="preserve">A </w:t>
+      </w:r>
+      <w:proofErr w:type="spellStart"/>
+      <w:r>
+        <w:rPr>
+          <w:rFonts w:asciiTheme="minorBidi" w:hAnsiTheme="minorBidi"/>
+          <w:lang w:val="en-IL"/>
+        </w:rPr>
+        <w:t>Depthwise</w:t>
+      </w:r>
+      <w:proofErr w:type="spellEnd"/>
+      <w:r>
+        <w:rPr>
+          <w:rFonts w:asciiTheme="minorBidi" w:hAnsiTheme="minorBidi"/>
+          <w:lang w:val="en-IL"/>
+        </w:rPr>
+        <w:t xml:space="preserve"> Convolution (usually </w:t>
       </w:r>
       <m:oMath>
         <m:r>
@@ -2205,7 +2531,7 @@
             <w:rFonts w:ascii="Cambria Math" w:hAnsi="Cambria Math"/>
             <w:lang w:val="en-IL"/>
           </w:rPr>
-          <m:t>(1</m:t>
+          <m:t>3</m:t>
         </m:r>
         <m:r>
           <m:rPr>
@@ -2222,7 +2548,7 @@
             <w:rFonts w:ascii="Cambria Math" w:hAnsi="Cambria Math"/>
             <w:lang w:val="en-IL"/>
           </w:rPr>
-          <m:t>1)</m:t>
+          <m:t>3</m:t>
         </m:r>
       </m:oMath>
       <w:r>
@@ -2230,7 +2556,230 @@
           <w:rFonts w:asciiTheme="minorBidi" w:hAnsiTheme="minorBidi"/>
           <w:lang w:val="en-IL"/>
         </w:rPr>
-        <w:t xml:space="preserve"> convolution, significantly reducing parameters and computation while maintaining performance</w:t>
+        <w:t>): Applies a single spatial filter to each input channel independently.</w:t>
+      </w:r>
+    </w:p>
+    <w:p>
+      <w:pPr>
+        <w:numPr>
+          <w:ilvl w:val="1"/>
+          <w:numId w:val="3"/>
+        </w:numPr>
+        <w:bidi w:val="0"/>
+        <w:spacing w:line="360" w:lineRule="auto"/>
+        <w:rPr>
+          <w:rFonts w:asciiTheme="minorBidi" w:hAnsiTheme="minorBidi"/>
+          <w:lang w:val="en-IL"/>
+        </w:rPr>
+      </w:pPr>
+      <w:r>
+        <w:rPr>
+          <w:rFonts w:asciiTheme="minorBidi" w:hAnsiTheme="minorBidi"/>
+          <w:lang w:val="en-IL"/>
+        </w:rPr>
+        <w:t>A Pointwise Convolution (</w:t>
+      </w:r>
+      <m:oMath>
+        <m:r>
+          <w:rPr>
+            <w:rFonts w:ascii="Cambria Math" w:hAnsi="Cambria Math"/>
+            <w:lang w:val="en-IL"/>
+          </w:rPr>
+          <m:t>1</m:t>
+        </m:r>
+        <m:r>
+          <m:rPr>
+            <m:sty m:val="p"/>
+          </m:rPr>
+          <w:rPr>
+            <w:rFonts w:ascii="Cambria Math" w:hAnsi="Cambria Math"/>
+            <w:lang w:val="en-IL"/>
+          </w:rPr>
+          <m:t>×</m:t>
+        </m:r>
+        <m:r>
+          <w:rPr>
+            <w:rFonts w:ascii="Cambria Math" w:hAnsi="Cambria Math"/>
+            <w:lang w:val="en-IL"/>
+          </w:rPr>
+          <m:t>1</m:t>
+        </m:r>
+      </m:oMath>
+      <w:r>
+        <w:rPr>
+          <w:rFonts w:asciiTheme="minorBidi" w:hAnsiTheme="minorBidi"/>
+          <w:lang w:val="en-IL"/>
+        </w:rPr>
+        <w:t>): A standard convolution that linearly combines the outputs of the depthwise layer to mix information across channels.</w:t>
+      </w:r>
+    </w:p>
+    <w:p>
+      <w:pPr>
+        <w:numPr>
+          <w:ilvl w:val="0"/>
+          <w:numId w:val="3"/>
+        </w:numPr>
+        <w:bidi w:val="0"/>
+        <w:spacing w:line="360" w:lineRule="auto"/>
+        <w:rPr>
+          <w:rFonts w:asciiTheme="minorBidi" w:hAnsiTheme="minorBidi"/>
+          <w:lang w:val="en-IL"/>
+        </w:rPr>
+      </w:pPr>
+      <w:r>
+        <w:rPr>
+          <w:rFonts w:asciiTheme="minorBidi" w:hAnsiTheme="minorBidi"/>
+          <w:lang w:val="en-IL"/>
+        </w:rPr>
+        <w:t>Batch Normalization (BN): Applied immediately after convolutions to normalize activations and stabilize training.</w:t>
+      </w:r>
+    </w:p>
+    <w:p>
+      <w:pPr>
+        <w:numPr>
+          <w:ilvl w:val="0"/>
+          <w:numId w:val="3"/>
+        </w:numPr>
+        <w:bidi w:val="0"/>
+        <w:spacing w:line="360" w:lineRule="auto"/>
+        <w:rPr>
+          <w:rFonts w:asciiTheme="minorBidi" w:hAnsiTheme="minorBidi"/>
+          <w:lang w:val="en-IL"/>
+        </w:rPr>
+      </w:pPr>
+      <w:proofErr w:type="spellStart"/>
+      <w:r>
+        <w:rPr>
+          <w:rFonts w:asciiTheme="minorBidi" w:hAnsiTheme="minorBidi"/>
+          <w:lang w:val="en-IL"/>
+        </w:rPr>
+        <w:t>ReLU</w:t>
+      </w:r>
+      <w:proofErr w:type="spellEnd"/>
+      <w:r>
+        <w:rPr>
+          <w:rFonts w:asciiTheme="minorBidi" w:hAnsiTheme="minorBidi"/>
+          <w:lang w:val="en-IL"/>
+        </w:rPr>
+        <w:t xml:space="preserve"> Activations: Non</w:t>
+      </w:r>
+      <w:r>
+        <w:rPr>
+          <w:rFonts w:asciiTheme="minorBidi" w:hAnsiTheme="minorBidi"/>
+          <w:lang w:val="en-IL"/>
+        </w:rPr>
+        <w:t>–</w:t>
+      </w:r>
+      <w:r>
+        <w:rPr>
+          <w:rFonts w:asciiTheme="minorBidi" w:hAnsiTheme="minorBidi"/>
+          <w:lang w:val="en-IL"/>
+        </w:rPr>
+        <w:t xml:space="preserve">linear activation functions placed between convolutions (or before them in the specific </w:t>
+      </w:r>
+      <w:proofErr w:type="spellStart"/>
+      <w:r>
+        <w:rPr>
+          <w:rFonts w:asciiTheme="minorBidi" w:hAnsiTheme="minorBidi"/>
+          <w:lang w:val="en-IL"/>
+        </w:rPr>
+        <w:t>Xception</w:t>
+      </w:r>
+      <w:proofErr w:type="spellEnd"/>
+      <w:r>
+        <w:rPr>
+          <w:rFonts w:asciiTheme="minorBidi" w:hAnsiTheme="minorBidi"/>
+          <w:lang w:val="en-IL"/>
+        </w:rPr>
+        <w:t xml:space="preserve"> variant).</w:t>
+      </w:r>
+    </w:p>
+    <w:p>
+      <w:pPr>
+        <w:numPr>
+          <w:ilvl w:val="0"/>
+          <w:numId w:val="3"/>
+        </w:numPr>
+        <w:bidi w:val="0"/>
+        <w:spacing w:line="360" w:lineRule="auto"/>
+        <w:rPr>
+          <w:rFonts w:asciiTheme="minorBidi" w:hAnsiTheme="minorBidi"/>
+          <w:lang w:val="en-IL"/>
+        </w:rPr>
+      </w:pPr>
+      <w:r>
+        <w:rPr>
+          <w:rFonts w:asciiTheme="minorBidi" w:hAnsiTheme="minorBidi"/>
+          <w:lang w:val="en-IL"/>
+        </w:rPr>
+        <w:t>Summation Layer: The residual connection simply adds the original input tensor to the output tensor of the block, allowing gradients to flow through the network more easily.</w:t>
+      </w:r>
+    </w:p>
+    <w:p>
+      <w:pPr>
+        <w:pStyle w:val="Heading2"/>
+        <w:bidi w:val="0"/>
+        <w:spacing w:line="360" w:lineRule="auto"/>
+        <w:jc w:val="both"/>
+        <w:rPr>
+          <w:rFonts w:asciiTheme="minorBidi" w:hAnsiTheme="minorBidi" w:cstheme="minorBidi"/>
+        </w:rPr>
+      </w:pPr>
+      <w:r>
+        <w:rPr>
+          <w:rFonts w:asciiTheme="minorBidi" w:hAnsiTheme="minorBidi" w:cstheme="minorBidi"/>
+        </w:rPr>
+        <w:t>Question 20</w:t>
+      </w:r>
+    </w:p>
+    <w:p>
+      <w:pPr>
+        <w:bidi w:val="0"/>
+        <w:spacing w:line="360" w:lineRule="auto"/>
+        <w:jc w:val="both"/>
+        <w:rPr>
+          <w:rFonts w:asciiTheme="minorBidi" w:hAnsiTheme="minorBidi"/>
+        </w:rPr>
+      </w:pPr>
+      <w:r>
+        <w:rPr>
+          <w:rFonts w:asciiTheme="minorBidi" w:hAnsiTheme="minorBidi"/>
+        </w:rPr>
+        <w:t>This question repeats Question 18.</w:t>
+      </w:r>
+    </w:p>
+    <w:p>
+      <w:pPr>
+        <w:pStyle w:val="Heading2"/>
+        <w:bidi w:val="0"/>
+        <w:spacing w:line="360" w:lineRule="auto"/>
+        <w:jc w:val="both"/>
+        <w:rPr>
+          <w:rFonts w:asciiTheme="minorBidi" w:hAnsiTheme="minorBidi" w:cstheme="minorBidi"/>
+        </w:rPr>
+      </w:pPr>
+      <w:r>
+        <w:rPr>
+          <w:rFonts w:asciiTheme="minorBidi" w:hAnsiTheme="minorBidi" w:cstheme="minorBidi"/>
+        </w:rPr>
+        <w:lastRenderedPageBreak/>
+        <w:t>Question 21</w:t>
+      </w:r>
+    </w:p>
+    <w:p>
+      <w:pPr>
+        <w:bidi w:val="0"/>
+        <w:spacing w:line="360" w:lineRule="auto"/>
+        <w:jc w:val="both"/>
+        <w:rPr>
+          <w:rFonts w:asciiTheme="minorBidi" w:hAnsiTheme="minorBidi"/>
+        </w:rPr>
+      </w:pPr>
+      <w:r>
+        <w:rPr>
+          <w:rFonts w:asciiTheme="minorBidi" w:hAnsiTheme="minorBidi"/>
+        </w:rPr>
+        <w:t>The input feature dimension to the final classification block is 2048. This vector is produced by the Global Average Pooling layer at the end of the convolutional backbone</w:t>
       </w:r>
       <w:r>
         <w:rPr>
@@ -2253,23 +2802,61 @@
         <w:rPr>
           <w:rFonts w:asciiTheme="minorBidi" w:hAnsiTheme="minorBidi" w:cstheme="minorBidi"/>
         </w:rPr>
-        <w:t>Question 20</w:t>
-      </w:r>
-    </w:p>
-    <w:p>
-      <w:pPr>
-        <w:bidi w:val="0"/>
-        <w:spacing w:line="360" w:lineRule="auto"/>
-        <w:jc w:val="both"/>
-        <w:rPr>
-          <w:rFonts w:asciiTheme="minorBidi" w:hAnsiTheme="minorBidi"/>
-        </w:rPr>
-      </w:pPr>
-      <w:r>
-        <w:rPr>
-          <w:rFonts w:asciiTheme="minorBidi" w:hAnsiTheme="minorBidi"/>
-        </w:rPr>
-        <w:t>This question repeats Question 18.</w:t>
+        <w:t>Question 22</w:t>
+      </w:r>
+    </w:p>
+    <w:p>
+      <w:pPr>
+        <w:bidi w:val="0"/>
+        <w:spacing w:line="360" w:lineRule="auto"/>
+        <w:jc w:val="both"/>
+        <w:rPr>
+          <w:rFonts w:asciiTheme="minorBidi" w:hAnsiTheme="minorBidi"/>
+        </w:rPr>
+      </w:pPr>
+      <w:r>
+        <w:rPr>
+          <w:rFonts w:asciiTheme="minorBidi" w:hAnsiTheme="minorBidi"/>
+        </w:rPr>
+        <w:t xml:space="preserve">By default, the </w:t>
+      </w:r>
+      <w:proofErr w:type="spellStart"/>
+      <w:r>
+        <w:rPr>
+          <w:rFonts w:asciiTheme="minorBidi" w:hAnsiTheme="minorBidi"/>
+        </w:rPr>
+        <w:t>Xception</w:t>
+      </w:r>
+      <w:proofErr w:type="spellEnd"/>
+      <w:r>
+        <w:rPr>
+          <w:rFonts w:asciiTheme="minorBidi" w:hAnsiTheme="minorBidi"/>
+        </w:rPr>
+        <w:t xml:space="preserve"> network is made up of 22</w:t>
+      </w:r>
+      <w:r>
+        <w:rPr>
+          <w:rFonts w:asciiTheme="minorBidi" w:hAnsiTheme="minorBidi"/>
+        </w:rPr>
+        <w:t>,</w:t>
+      </w:r>
+      <w:r>
+        <w:rPr>
+          <w:rFonts w:asciiTheme="minorBidi" w:hAnsiTheme="minorBidi"/>
+        </w:rPr>
+        <w:t>855</w:t>
+      </w:r>
+      <w:r>
+        <w:rPr>
+          <w:rFonts w:asciiTheme="minorBidi" w:hAnsiTheme="minorBidi"/>
+        </w:rPr>
+        <w:t>,</w:t>
+      </w:r>
+      <w:r>
+        <w:rPr>
+          <w:rFonts w:asciiTheme="minorBidi" w:hAnsiTheme="minorBidi"/>
+        </w:rPr>
+        <w:t>952 parameters.</w:t>
       </w:r>
     </w:p>
     <w:p>
@@ -2286,92 +2873,6 @@
         <w:rPr>
           <w:rFonts w:asciiTheme="minorBidi" w:hAnsiTheme="minorBidi" w:cstheme="minorBidi"/>
         </w:rPr>
-        <w:t>Question 21</w:t>
-      </w:r>
-    </w:p>
-    <w:p>
-      <w:pPr>
-        <w:bidi w:val="0"/>
-        <w:spacing w:line="360" w:lineRule="auto"/>
-        <w:jc w:val="both"/>
-        <w:rPr>
-          <w:rFonts w:asciiTheme="minorBidi" w:hAnsiTheme="minorBidi"/>
-        </w:rPr>
-      </w:pPr>
-      <w:r>
-        <w:rPr>
-          <w:rFonts w:asciiTheme="minorBidi" w:hAnsiTheme="minorBidi"/>
-        </w:rPr>
-        <w:t>The input feature dimension to the final classification block is 2048. This vector is produced by the Global Average Pooling layer at the end of the convolutional backbone</w:t>
-      </w:r>
-      <w:r>
-        <w:rPr>
-          <w:rFonts w:asciiTheme="minorBidi" w:hAnsiTheme="minorBidi"/>
-        </w:rPr>
-        <w:t>.</w:t>
-      </w:r>
-    </w:p>
-    <w:p>
-      <w:pPr>
-        <w:pStyle w:val="Heading2"/>
-        <w:bidi w:val="0"/>
-        <w:spacing w:line="360" w:lineRule="auto"/>
-        <w:jc w:val="both"/>
-        <w:rPr>
-          <w:rFonts w:asciiTheme="minorBidi" w:hAnsiTheme="minorBidi" w:cstheme="minorBidi"/>
-        </w:rPr>
-      </w:pPr>
-      <w:r>
-        <w:rPr>
-          <w:rFonts w:asciiTheme="minorBidi" w:hAnsiTheme="minorBidi" w:cstheme="minorBidi"/>
-        </w:rPr>
-        <w:t>Question 22</w:t>
-      </w:r>
-    </w:p>
-    <w:p>
-      <w:pPr>
-        <w:bidi w:val="0"/>
-        <w:spacing w:line="360" w:lineRule="auto"/>
-        <w:jc w:val="both"/>
-        <w:rPr>
-          <w:rFonts w:asciiTheme="minorBidi" w:hAnsiTheme="minorBidi"/>
-        </w:rPr>
-      </w:pPr>
-      <w:r>
-        <w:rPr>
-          <w:rFonts w:asciiTheme="minorBidi" w:hAnsiTheme="minorBidi"/>
-        </w:rPr>
-        <w:t xml:space="preserve">By default, the </w:t>
-      </w:r>
-      <w:proofErr w:type="spellStart"/>
-      <w:r>
-        <w:rPr>
-          <w:rFonts w:asciiTheme="minorBidi" w:hAnsiTheme="minorBidi"/>
-        </w:rPr>
-        <w:t>Xception</w:t>
-      </w:r>
-      <w:proofErr w:type="spellEnd"/>
-      <w:r>
-        <w:rPr>
-          <w:rFonts w:asciiTheme="minorBidi" w:hAnsiTheme="minorBidi"/>
-        </w:rPr>
-        <w:t xml:space="preserve"> network is made up of 22855952 parameters.</w:t>
-      </w:r>
-    </w:p>
-    <w:p>
-      <w:pPr>
-        <w:pStyle w:val="Heading2"/>
-        <w:bidi w:val="0"/>
-        <w:spacing w:line="360" w:lineRule="auto"/>
-        <w:jc w:val="both"/>
-        <w:rPr>
-          <w:rFonts w:asciiTheme="minorBidi" w:hAnsiTheme="minorBidi" w:cstheme="minorBidi"/>
-        </w:rPr>
-      </w:pPr>
-      <w:r>
-        <w:rPr>
-          <w:rFonts w:asciiTheme="minorBidi" w:hAnsiTheme="minorBidi" w:cstheme="minorBidi"/>
-        </w:rPr>
         <w:t>Question 24</w:t>
       </w:r>
     </w:p>
@@ -2390,7 +2891,21 @@
           <w:rFonts w:asciiTheme="minorBidi" w:hAnsiTheme="minorBidi"/>
           <w:lang w:val="en-IL"/>
         </w:rPr>
-        <w:t>We replaced the original 1000-class fully connected layer (~2.05M params) with a new MLP head. The new parameters are calculated as follows:</w:t>
+        <w:t>We replaced the original 1000</w:t>
+      </w:r>
+      <w:r>
+        <w:rPr>
+          <w:rFonts w:asciiTheme="minorBidi" w:hAnsiTheme="minorBidi"/>
+          <w:lang w:val="en-IL"/>
+        </w:rPr>
+        <w:t>–</w:t>
+      </w:r>
+      <w:r>
+        <w:rPr>
+          <w:rFonts w:asciiTheme="minorBidi" w:hAnsiTheme="minorBidi"/>
+          <w:lang w:val="en-IL"/>
+        </w:rPr>
+        <w:t>class fully connected layer (~2.05M params) with a new MLP head. The new parameters are calculated as follows:</w:t>
       </w:r>
     </w:p>
     <w:p>
@@ -2681,32 +3196,16 @@
           <w:rFonts w:asciiTheme="minorBidi" w:hAnsiTheme="minorBidi"/>
           <w:lang w:val="en-IL"/>
         </w:rPr>
-        <w:t xml:space="preserve">Total Added: ~2.32 </w:t>
-      </w:r>
-      <w:proofErr w:type="gramStart"/>
-      <w:r>
-        <w:rPr>
-          <w:rFonts w:asciiTheme="minorBidi" w:hAnsiTheme="minorBidi"/>
-          <w:lang w:val="en-IL"/>
-        </w:rPr>
-        <w:t>Million</w:t>
-      </w:r>
-      <w:proofErr w:type="gramEnd"/>
-      <w:r>
-        <w:rPr>
-          <w:rFonts w:asciiTheme="minorBidi" w:hAnsiTheme="minorBidi"/>
-          <w:lang w:val="en-IL"/>
-        </w:rPr>
-        <w:t xml:space="preserve"> parameters.</w:t>
-      </w:r>
-    </w:p>
-    <w:p>
-      <w:pPr>
-        <w:bidi w:val="0"/>
-        <w:spacing w:line="360" w:lineRule="auto"/>
-        <w:jc w:val="both"/>
-        <w:rPr>
-          <w:rFonts w:asciiTheme="minorBidi" w:eastAsiaTheme="majorEastAsia" w:hAnsiTheme="minorBidi" w:hint="cs"/>
+        <w:t>Total Added: ~2.32 Million parameters.</w:t>
+      </w:r>
+    </w:p>
+    <w:p>
+      <w:pPr>
+        <w:bidi w:val="0"/>
+        <w:spacing w:line="360" w:lineRule="auto"/>
+        <w:jc w:val="both"/>
+        <w:rPr>
+          <w:rFonts w:asciiTheme="minorBidi" w:eastAsiaTheme="majorEastAsia" w:hAnsiTheme="minorBidi"/>
           <w:color w:val="0F4761" w:themeColor="accent1" w:themeShade="BF"/>
           <w:sz w:val="32"/>
           <w:szCs w:val="32"/>
@@ -2718,54 +3217,38 @@
           <w:rFonts w:asciiTheme="minorBidi" w:hAnsiTheme="minorBidi"/>
           <w:lang w:val="en-IL"/>
         </w:rPr>
+        <w:t>Net Change: Since we removed the original ~2.05M parameter head, the net increase in model size is approximately 0.27</w:t>
+      </w:r>
+      <w:r>
+        <w:rPr>
+          <w:rFonts w:asciiTheme="minorBidi" w:hAnsiTheme="minorBidi"/>
+          <w:lang w:val="en-IL"/>
+        </w:rPr>
+        <w:t>2</w:t>
+      </w:r>
+      <w:r>
+        <w:rPr>
+          <w:rFonts w:asciiTheme="minorBidi" w:hAnsiTheme="minorBidi"/>
+          <w:lang w:val="en-IL"/>
+        </w:rPr>
+        <w:t xml:space="preserve"> Million parameters</w:t>
+      </w:r>
+    </w:p>
+    <w:p>
+      <w:pPr>
+        <w:pStyle w:val="Heading2"/>
+        <w:bidi w:val="0"/>
+        <w:spacing w:line="360" w:lineRule="auto"/>
+        <w:jc w:val="both"/>
+        <w:rPr>
+          <w:rFonts w:asciiTheme="minorBidi" w:hAnsiTheme="minorBidi" w:cstheme="minorBidi"/>
+        </w:rPr>
+      </w:pPr>
+      <w:r>
+        <w:rPr>
+          <w:rFonts w:asciiTheme="minorBidi" w:hAnsiTheme="minorBidi" w:cstheme="minorBidi"/>
+        </w:rPr>
         <w:lastRenderedPageBreak/>
-        <w:t>Net Change: Since we removed the original ~2.05M parameter head, the net increase in model size is approximately 0.27</w:t>
-      </w:r>
-      <w:r>
-        <w:rPr>
-          <w:rFonts w:asciiTheme="minorBidi" w:hAnsiTheme="minorBidi"/>
-          <w:lang w:val="en-IL"/>
-        </w:rPr>
-        <w:t>2</w:t>
-      </w:r>
-      <w:r>
-        <w:rPr>
-          <w:rFonts w:asciiTheme="minorBidi" w:hAnsiTheme="minorBidi"/>
-          <w:lang w:val="en-IL"/>
-        </w:rPr>
-        <w:t xml:space="preserve"> </w:t>
-      </w:r>
-      <w:proofErr w:type="gramStart"/>
-      <w:r>
-        <w:rPr>
-          <w:rFonts w:asciiTheme="minorBidi" w:hAnsiTheme="minorBidi"/>
-          <w:lang w:val="en-IL"/>
-        </w:rPr>
-        <w:t>Million</w:t>
-      </w:r>
-      <w:proofErr w:type="gramEnd"/>
-      <w:r>
-        <w:rPr>
-          <w:rFonts w:asciiTheme="minorBidi" w:hAnsiTheme="minorBidi"/>
-          <w:lang w:val="en-IL"/>
-        </w:rPr>
-        <w:t xml:space="preserve"> parameters</w:t>
-      </w:r>
-    </w:p>
-    <w:p>
-      <w:pPr>
-        <w:pStyle w:val="Heading2"/>
-        <w:bidi w:val="0"/>
-        <w:spacing w:line="360" w:lineRule="auto"/>
-        <w:jc w:val="both"/>
-        <w:rPr>
-          <w:rFonts w:asciiTheme="minorBidi" w:hAnsiTheme="minorBidi" w:cstheme="minorBidi"/>
-        </w:rPr>
-      </w:pPr>
-      <w:r>
-        <w:rPr>
-          <w:rFonts w:asciiTheme="minorBidi" w:hAnsiTheme="minorBidi" w:cstheme="minorBidi"/>
-        </w:rPr>
         <w:t>Question 26</w:t>
       </w:r>
     </w:p>
@@ -2843,7 +3326,19 @@
         <w:rPr>
           <w:rFonts w:asciiTheme="minorBidi" w:hAnsiTheme="minorBidi"/>
         </w:rPr>
-        <w:t xml:space="preserve">The accuracy plot demonstrates the effectiveness of fine-tuning. While the </w:t>
+        <w:t>The accuracy plot demonstrates the effectiveness of fine</w:t>
+      </w:r>
+      <w:r>
+        <w:rPr>
+          <w:rFonts w:asciiTheme="minorBidi" w:hAnsiTheme="minorBidi"/>
+        </w:rPr>
+        <w:t>–</w:t>
+      </w:r>
+      <w:r>
+        <w:rPr>
+          <w:rFonts w:asciiTheme="minorBidi" w:hAnsiTheme="minorBidi"/>
+        </w:rPr>
+        <w:t xml:space="preserve">tuning. While the </w:t>
       </w:r>
       <w:proofErr w:type="spellStart"/>
       <w:r>
@@ -2883,7 +3378,19 @@
         <w:rPr>
           <w:rFonts w:asciiTheme="minorBidi" w:hAnsiTheme="minorBidi"/>
         </w:rPr>
-        <w:t>%. This substantial improvement confirms that the model is no longer "degenerate" and has successfully learned to distinguish between real and synthetic faces, albeit with some remaining generalization gap (overfitting) typical of fine-tuning on small datasets.</w:t>
+        <w:t>%. This substantial improvement confirms that the model is no longer "degenerate" and has successfully learned to distinguish between real and synthetic faces, albeit with some remaining generalization gap (overfitting) typical of fine</w:t>
+      </w:r>
+      <w:r>
+        <w:rPr>
+          <w:rFonts w:asciiTheme="minorBidi" w:hAnsiTheme="minorBidi"/>
+        </w:rPr>
+        <w:t>–</w:t>
+      </w:r>
+      <w:r>
+        <w:rPr>
+          <w:rFonts w:asciiTheme="minorBidi" w:hAnsiTheme="minorBidi"/>
+        </w:rPr>
+        <w:t>tuning on small datasets.</w:t>
       </w:r>
     </w:p>
     <w:p>
@@ -2988,7 +3495,31 @@
         <w:rPr>
           <w:rFonts w:asciiTheme="minorBidi" w:hAnsiTheme="minorBidi"/>
         </w:rPr>
-        <w:t xml:space="preserve"> model show an immediate and significant reduction in error. This indicates that the pre-trained weights provided a robust initialization, allowing the model to effectively minimize the loss function even on the difficult Synthetic dataset. The rapid convergence suggests that the high-level features learned from ImageNet (e.g., textures, edges) were transferable and relevant for detecting GAN artifacts.</w:t>
+        <w:t xml:space="preserve"> model show an immediate and significant reduction in error. This indicates that the pre</w:t>
+      </w:r>
+      <w:r>
+        <w:rPr>
+          <w:rFonts w:asciiTheme="minorBidi" w:hAnsiTheme="minorBidi"/>
+        </w:rPr>
+        <w:t>–</w:t>
+      </w:r>
+      <w:r>
+        <w:rPr>
+          <w:rFonts w:asciiTheme="minorBidi" w:hAnsiTheme="minorBidi"/>
+        </w:rPr>
+        <w:t>trained weights provided a robust initialization, allowing the model to effectively minimize the loss function even on the difficult Synthetic dataset. The rapid convergence suggests that the high</w:t>
+      </w:r>
+      <w:r>
+        <w:rPr>
+          <w:rFonts w:asciiTheme="minorBidi" w:hAnsiTheme="minorBidi"/>
+        </w:rPr>
+        <w:t>–</w:t>
+      </w:r>
+      <w:r>
+        <w:rPr>
+          <w:rFonts w:asciiTheme="minorBidi" w:hAnsiTheme="minorBidi"/>
+        </w:rPr>
+        <w:t>level features learned from ImageNet (e.g., textures, edges) were transferable and relevant for detecting GAN artifacts.</w:t>
       </w:r>
     </w:p>
     <w:p>
@@ -3162,7 +3693,31 @@
         <w:rPr>
           <w:rFonts w:asciiTheme="minorBidi" w:hAnsiTheme="minorBidi"/>
         </w:rPr>
-        <w:t xml:space="preserve"> model, which yielded a diagonal line (indicative of random guessing), the curve here arches significantly toward the top-left corner. This demonstrates a meaningful Area Under the Curve (AUC), reflecting that the features transferred from ImageNet allow the model to correctly separate real faces from GAN-generated ones with a success rate far better than chance.</w:t>
+        <w:t xml:space="preserve"> model, which yielded a diagonal line (indicative of random guessing), the curve here arches significantly toward the top</w:t>
+      </w:r>
+      <w:r>
+        <w:rPr>
+          <w:rFonts w:asciiTheme="minorBidi" w:hAnsiTheme="minorBidi"/>
+        </w:rPr>
+        <w:t>–</w:t>
+      </w:r>
+      <w:r>
+        <w:rPr>
+          <w:rFonts w:asciiTheme="minorBidi" w:hAnsiTheme="minorBidi"/>
+        </w:rPr>
+        <w:t>left corner. This demonstrates a meaningful Area Under the Curve (AUC), reflecting that the features transferred from ImageNet allow the model to correctly separate real faces from GAN</w:t>
+      </w:r>
+      <w:r>
+        <w:rPr>
+          <w:rFonts w:asciiTheme="minorBidi" w:hAnsiTheme="minorBidi"/>
+        </w:rPr>
+        <w:t>–</w:t>
+      </w:r>
+      <w:r>
+        <w:rPr>
+          <w:rFonts w:asciiTheme="minorBidi" w:hAnsiTheme="minorBidi"/>
+        </w:rPr>
+        <w:t>generated ones with a success rate far better than chance.</w:t>
       </w:r>
     </w:p>
     <w:p>
@@ -3267,53 +3822,44 @@
         <w:rPr>
           <w:rFonts w:asciiTheme="minorBidi" w:hAnsiTheme="minorBidi"/>
         </w:rPr>
-        <w:t xml:space="preserve"> curve shifts closer to the origin (bottom-left). This indicates that the system has practical utility; by tuning the decision threshold, one can achieve a viable trade-off between false alarms (classifying real images as synthetic) and missed detections.</w:t>
-      </w:r>
-    </w:p>
-    <w:p>
-      <w:pPr>
-        <w:pStyle w:val="Heading2"/>
-        <w:bidi w:val="0"/>
-        <w:spacing w:line="360" w:lineRule="auto"/>
-        <w:jc w:val="both"/>
-        <w:rPr>
-          <w:rFonts w:asciiTheme="minorBidi" w:hAnsiTheme="minorBidi" w:cstheme="minorBidi"/>
-        </w:rPr>
-      </w:pPr>
-      <w:r>
-        <w:rPr>
-          <w:rFonts w:asciiTheme="minorBidi" w:hAnsiTheme="minorBidi" w:cstheme="minorBidi"/>
-        </w:rPr>
-        <w:t>Question 29</w:t>
-      </w:r>
-    </w:p>
-    <w:p>
-      <w:pPr>
-        <w:bidi w:val="0"/>
-        <w:spacing w:line="360" w:lineRule="auto"/>
-        <w:jc w:val="both"/>
-        <w:rPr>
-          <w:rFonts w:asciiTheme="minorBidi" w:hAnsiTheme="minorBidi"/>
-        </w:rPr>
-      </w:pPr>
-      <w:r>
-        <w:rPr>
-          <w:rFonts w:asciiTheme="minorBidi" w:hAnsiTheme="minorBidi"/>
-        </w:rPr>
-        <w:t>Image-Specific Class Saliency Visualization is a method of visualizing the gradient of the class score with respect to the input image pixels. Practically, areas that the saliency map attributes to high intensity have greater effect on the score, meaning the model focuses on these areas when classifying.</w:t>
-      </w:r>
-    </w:p>
-    <w:p>
-      <w:pPr>
-        <w:bidi w:val="0"/>
-        <w:rPr>
-          <w:rFonts w:asciiTheme="minorBidi" w:hAnsiTheme="minorBidi"/>
-        </w:rPr>
-      </w:pPr>
-      <w:r>
-        <w:rPr>
-          <w:rFonts w:asciiTheme="minorBidi" w:hAnsiTheme="minorBidi"/>
-        </w:rPr>
+        <w:t xml:space="preserve"> curve shifts closer to the origin (bottom</w:t>
+      </w:r>
+      <w:r>
+        <w:rPr>
+          <w:rFonts w:asciiTheme="minorBidi" w:hAnsiTheme="minorBidi"/>
+        </w:rPr>
+        <w:t>–</w:t>
+      </w:r>
+      <w:r>
+        <w:rPr>
+          <w:rFonts w:asciiTheme="minorBidi" w:hAnsiTheme="minorBidi"/>
+        </w:rPr>
+        <w:t>left). This indicates that the system has practical utility; by tuning the decision threshold, one can achieve a viable trade</w:t>
+      </w:r>
+      <w:r>
+        <w:rPr>
+          <w:rFonts w:asciiTheme="minorBidi" w:hAnsiTheme="minorBidi"/>
+        </w:rPr>
+        <w:t>–</w:t>
+      </w:r>
+      <w:r>
+        <w:rPr>
+          <w:rFonts w:asciiTheme="minorBidi" w:hAnsiTheme="minorBidi"/>
+        </w:rPr>
+        <w:t>off between false alarms (classifying real images as synthetic) and missed detections.</w:t>
+      </w:r>
+    </w:p>
+    <w:p>
+      <w:pPr>
+        <w:bidi w:val="0"/>
+        <w:rPr>
+          <w:rFonts w:asciiTheme="majorHAnsi" w:eastAsiaTheme="majorEastAsia" w:hAnsiTheme="majorHAnsi" w:cstheme="majorBidi"/>
+          <w:color w:val="0F4761" w:themeColor="accent1" w:themeShade="BF"/>
+          <w:sz w:val="40"/>
+          <w:szCs w:val="40"/>
+        </w:rPr>
+      </w:pPr>
+      <w:r>
         <w:br w:type="page"/>
       </w:r>
     </w:p>
@@ -3341,6 +3887,51 @@
         <w:rPr>
           <w:rFonts w:asciiTheme="minorBidi" w:hAnsiTheme="minorBidi" w:cstheme="minorBidi"/>
         </w:rPr>
+        <w:t>Question 29</w:t>
+      </w:r>
+    </w:p>
+    <w:p>
+      <w:pPr>
+        <w:bidi w:val="0"/>
+        <w:spacing w:line="360" w:lineRule="auto"/>
+        <w:jc w:val="both"/>
+        <w:rPr>
+          <w:rFonts w:asciiTheme="minorBidi" w:hAnsiTheme="minorBidi"/>
+        </w:rPr>
+      </w:pPr>
+      <w:r>
+        <w:rPr>
+          <w:rFonts w:asciiTheme="minorBidi" w:hAnsiTheme="minorBidi"/>
+        </w:rPr>
+        <w:t>Image</w:t>
+      </w:r>
+      <w:r>
+        <w:rPr>
+          <w:rFonts w:asciiTheme="minorBidi" w:hAnsiTheme="minorBidi"/>
+        </w:rPr>
+        <w:t>–</w:t>
+      </w:r>
+      <w:r>
+        <w:rPr>
+          <w:rFonts w:asciiTheme="minorBidi" w:hAnsiTheme="minorBidi"/>
+        </w:rPr>
+        <w:t>Specific Class Saliency Visualization is a method of visualizing the gradient of the class score with respect to the input image pixels. Practically, areas that the saliency map attributes to high intensity have greater effect on the score, meaning the model focuses on these areas when classifying.</w:t>
+      </w:r>
+    </w:p>
+    <w:p>
+      <w:pPr>
+        <w:pStyle w:val="Heading2"/>
+        <w:bidi w:val="0"/>
+        <w:spacing w:line="360" w:lineRule="auto"/>
+        <w:jc w:val="both"/>
+        <w:rPr>
+          <w:rFonts w:asciiTheme="minorBidi" w:hAnsiTheme="minorBidi" w:cstheme="minorBidi"/>
+        </w:rPr>
+      </w:pPr>
+      <w:r>
+        <w:rPr>
+          <w:rFonts w:asciiTheme="minorBidi" w:hAnsiTheme="minorBidi" w:cstheme="minorBidi"/>
+        </w:rPr>
         <w:t>Question 30</w:t>
       </w:r>
     </w:p>
@@ -3357,7 +3948,31 @@
         <w:rPr>
           <w:rFonts w:asciiTheme="minorBidi" w:hAnsiTheme="minorBidi"/>
         </w:rPr>
-        <w:t>Grad-CAMs are Gradient-weighted Class Activation Mapping combines the feature maps of the final convolution layer weighted by their backpropagation gradients to generate a heatmap of their importance to the classification.</w:t>
+        <w:t>Grad</w:t>
+      </w:r>
+      <w:r>
+        <w:rPr>
+          <w:rFonts w:asciiTheme="minorBidi" w:hAnsiTheme="minorBidi"/>
+        </w:rPr>
+        <w:t>–</w:t>
+      </w:r>
+      <w:r>
+        <w:rPr>
+          <w:rFonts w:asciiTheme="minorBidi" w:hAnsiTheme="minorBidi"/>
+        </w:rPr>
+        <w:t>CAMs are Gradient</w:t>
+      </w:r>
+      <w:r>
+        <w:rPr>
+          <w:rFonts w:asciiTheme="minorBidi" w:hAnsiTheme="minorBidi"/>
+        </w:rPr>
+        <w:t>–</w:t>
+      </w:r>
+      <w:r>
+        <w:rPr>
+          <w:rFonts w:asciiTheme="minorBidi" w:hAnsiTheme="minorBidi"/>
+        </w:rPr>
+        <w:t>weighted Class Activation Mapping combines the feature maps of the final convolution layer weighted by their backpropagation gradients to generate a heatmap of their importance to the classification.</w:t>
       </w:r>
     </w:p>
     <w:p>
@@ -3421,6 +4036,7 @@
           <w:rFonts w:asciiTheme="minorBidi" w:hAnsiTheme="minorBidi"/>
           <w:noProof/>
         </w:rPr>
+        <w:lastRenderedPageBreak/>
         <w:drawing>
           <wp:inline distT="0" distB="0" distL="0" distR="0" wp14:anchorId="755266D0" wp14:editId="071CAD56">
             <wp:extent cx="4861676" cy="5400000"/>
@@ -3471,6 +4087,76 @@
       <w:pPr>
         <w:bidi w:val="0"/>
         <w:spacing w:line="360" w:lineRule="auto"/>
+        <w:jc w:val="center"/>
+        <w:rPr>
+          <w:rFonts w:asciiTheme="minorBidi" w:hAnsiTheme="minorBidi"/>
+          <w:rtl/>
+        </w:rPr>
+      </w:pPr>
+      <w:r>
+        <w:rPr>
+          <w:rFonts w:asciiTheme="minorBidi" w:hAnsiTheme="minorBidi"/>
+          <w:noProof/>
+        </w:rPr>
+        <w:drawing>
+          <wp:inline distT="0" distB="0" distL="0" distR="0" wp14:anchorId="1622BF52" wp14:editId="0C3BCFF4">
+            <wp:extent cx="4653915" cy="2349500"/>
+            <wp:effectExtent l="0" t="0" r="0" b="0"/>
+            <wp:docPr id="1696355779" name="Picture 1"/>
+            <wp:cNvGraphicFramePr>
+              <a:graphicFrameLocks xmlns:a="http://schemas.openxmlformats.org/drawingml/2006/main" noChangeAspect="1"/>
+            </wp:cNvGraphicFramePr>
+            <a:graphic xmlns:a="http://schemas.openxmlformats.org/drawingml/2006/main">
+              <a:graphicData uri="http://schemas.openxmlformats.org/drawingml/2006/picture">
+                <pic:pic xmlns:pic="http://schemas.openxmlformats.org/drawingml/2006/picture">
+                  <pic:nvPicPr>
+                    <pic:cNvPr id="0" name="Picture 1"/>
+                    <pic:cNvPicPr>
+                      <a:picLocks noChangeAspect="1" noChangeArrowheads="1"/>
+                    </pic:cNvPicPr>
+                  </pic:nvPicPr>
+                  <pic:blipFill rotWithShape="1">
+                    <a:blip r:embed="rId19">
+                      <a:extLst>
+                        <a:ext uri="{28A0092B-C50C-407E-A947-70E740481C1C}">
+                          <a14:useLocalDpi xmlns:a14="http://schemas.microsoft.com/office/drawing/2010/main" val="0"/>
+                        </a:ext>
+                      </a:extLst>
+                    </a:blip>
+                    <a:srcRect l="5897" t="22110" r="5897" b="18493"/>
+                    <a:stretch>
+                      <a:fillRect/>
+                    </a:stretch>
+                  </pic:blipFill>
+                  <pic:spPr bwMode="auto">
+                    <a:xfrm>
+                      <a:off x="0" y="0"/>
+                      <a:ext cx="4654550" cy="2349821"/>
+                    </a:xfrm>
+                    <a:prstGeom prst="rect">
+                      <a:avLst/>
+                    </a:prstGeom>
+                    <a:noFill/>
+                    <a:ln>
+                      <a:noFill/>
+                    </a:ln>
+                    <a:extLst>
+                      <a:ext uri="{53640926-AAD7-44D8-BBD7-CCE9431645EC}">
+                        <a14:shadowObscured xmlns:a14="http://schemas.microsoft.com/office/drawing/2010/main"/>
+                      </a:ext>
+                    </a:extLst>
+                  </pic:spPr>
+                </pic:pic>
+              </a:graphicData>
+            </a:graphic>
+          </wp:inline>
+        </w:drawing>
+      </w:r>
+    </w:p>
+    <w:p>
+      <w:pPr>
+        <w:bidi w:val="0"/>
+        <w:spacing w:line="360" w:lineRule="auto"/>
         <w:jc w:val="both"/>
         <w:rPr>
           <w:rFonts w:asciiTheme="minorBidi" w:hAnsiTheme="minorBidi"/>
@@ -3487,26 +4173,35 @@
       <w:pPr>
         <w:bidi w:val="0"/>
         <w:spacing w:line="360" w:lineRule="auto"/>
-        <w:jc w:val="both"/>
-        <w:rPr>
-          <w:rFonts w:asciiTheme="minorBidi" w:hAnsiTheme="minorBidi"/>
-        </w:rPr>
-      </w:pPr>
-    </w:p>
-    <w:p>
-      <w:pPr>
-        <w:bidi w:val="0"/>
-        <w:spacing w:line="360" w:lineRule="auto"/>
-        <w:jc w:val="both"/>
-        <w:rPr>
-          <w:rFonts w:asciiTheme="minorBidi" w:hAnsiTheme="minorBidi"/>
-        </w:rPr>
-      </w:pPr>
-      <w:r>
-        <w:rPr>
-          <w:rFonts w:asciiTheme="minorBidi" w:hAnsiTheme="minorBidi"/>
-        </w:rPr>
-        <w:lastRenderedPageBreak/>
+        <w:jc w:val="center"/>
+        <w:rPr>
+          <w:rFonts w:asciiTheme="minorBidi" w:hAnsiTheme="minorBidi"/>
+        </w:rPr>
+      </w:pPr>
+    </w:p>
+    <w:p>
+      <w:pPr>
+        <w:bidi w:val="0"/>
+        <w:spacing w:line="360" w:lineRule="auto"/>
+        <w:jc w:val="both"/>
+        <w:rPr>
+          <w:rFonts w:asciiTheme="minorBidi" w:hAnsiTheme="minorBidi"/>
+        </w:rPr>
+      </w:pPr>
+    </w:p>
+    <w:p>
+      <w:pPr>
+        <w:bidi w:val="0"/>
+        <w:spacing w:line="360" w:lineRule="auto"/>
+        <w:jc w:val="both"/>
+        <w:rPr>
+          <w:rFonts w:asciiTheme="minorBidi" w:hAnsiTheme="minorBidi"/>
+        </w:rPr>
+      </w:pPr>
+      <w:r>
+        <w:rPr>
+          <w:rFonts w:asciiTheme="minorBidi" w:hAnsiTheme="minorBidi"/>
+        </w:rPr>
         <w:t xml:space="preserve">Saliency Maps for </w:t>
       </w:r>
       <w:proofErr w:type="spellStart"/>
@@ -3531,6 +4226,7 @@
         <w:jc w:val="both"/>
         <w:rPr>
           <w:rFonts w:asciiTheme="minorBidi" w:hAnsiTheme="minorBidi"/>
+          <w:rtl/>
         </w:rPr>
       </w:pPr>
       <w:r>
@@ -3554,7 +4250,7 @@
                     <pic:cNvPicPr/>
                   </pic:nvPicPr>
                   <pic:blipFill rotWithShape="1">
-                    <a:blip r:embed="rId19"/>
+                    <a:blip r:embed="rId20"/>
                     <a:srcRect l="11375" r="9010" b="12798"/>
                     <a:stretch>
                       <a:fillRect/>
@@ -3588,6 +4284,74 @@
       <w:pPr>
         <w:bidi w:val="0"/>
         <w:spacing w:line="360" w:lineRule="auto"/>
+        <w:jc w:val="center"/>
+        <w:rPr>
+          <w:rFonts w:asciiTheme="minorBidi" w:hAnsiTheme="minorBidi"/>
+        </w:rPr>
+      </w:pPr>
+      <w:r>
+        <w:rPr>
+          <w:noProof/>
+        </w:rPr>
+        <w:drawing>
+          <wp:inline distT="0" distB="0" distL="0" distR="0" wp14:anchorId="5E3F51B4" wp14:editId="6067A853">
+            <wp:extent cx="4413250" cy="2260600"/>
+            <wp:effectExtent l="0" t="0" r="6350" b="6350"/>
+            <wp:docPr id="519252739" name="Picture 2"/>
+            <wp:cNvGraphicFramePr>
+              <a:graphicFrameLocks xmlns:a="http://schemas.openxmlformats.org/drawingml/2006/main" noChangeAspect="1"/>
+            </wp:cNvGraphicFramePr>
+            <a:graphic xmlns:a="http://schemas.openxmlformats.org/drawingml/2006/main">
+              <a:graphicData uri="http://schemas.openxmlformats.org/drawingml/2006/picture">
+                <pic:pic xmlns:pic="http://schemas.openxmlformats.org/drawingml/2006/picture">
+                  <pic:nvPicPr>
+                    <pic:cNvPr id="0" name="Picture 2"/>
+                    <pic:cNvPicPr>
+                      <a:picLocks noChangeAspect="1" noChangeArrowheads="1"/>
+                    </pic:cNvPicPr>
+                  </pic:nvPicPr>
+                  <pic:blipFill rotWithShape="1">
+                    <a:blip r:embed="rId21">
+                      <a:extLst>
+                        <a:ext uri="{28A0092B-C50C-407E-A947-70E740481C1C}">
+                          <a14:useLocalDpi xmlns:a14="http://schemas.microsoft.com/office/drawing/2010/main" val="0"/>
+                        </a:ext>
+                      </a:extLst>
+                    </a:blip>
+                    <a:srcRect l="7730" t="22472" r="8597" b="20385"/>
+                    <a:stretch>
+                      <a:fillRect/>
+                    </a:stretch>
+                  </pic:blipFill>
+                  <pic:spPr bwMode="auto">
+                    <a:xfrm>
+                      <a:off x="0" y="0"/>
+                      <a:ext cx="4413250" cy="2260600"/>
+                    </a:xfrm>
+                    <a:prstGeom prst="rect">
+                      <a:avLst/>
+                    </a:prstGeom>
+                    <a:noFill/>
+                    <a:ln>
+                      <a:noFill/>
+                    </a:ln>
+                    <a:extLst>
+                      <a:ext uri="{53640926-AAD7-44D8-BBD7-CCE9431645EC}">
+                        <a14:shadowObscured xmlns:a14="http://schemas.microsoft.com/office/drawing/2010/main"/>
+                      </a:ext>
+                    </a:extLst>
+                  </pic:spPr>
+                </pic:pic>
+              </a:graphicData>
+            </a:graphic>
+          </wp:inline>
+        </w:drawing>
+      </w:r>
+    </w:p>
+    <w:p>
+      <w:pPr>
+        <w:bidi w:val="0"/>
+        <w:spacing w:line="360" w:lineRule="auto"/>
         <w:jc w:val="both"/>
         <w:rPr>
           <w:rFonts w:asciiTheme="minorBidi" w:eastAsiaTheme="majorEastAsia" w:hAnsiTheme="minorBidi"/>
@@ -3601,7 +4365,20 @@
         <w:rPr>
           <w:rFonts w:asciiTheme="minorBidi" w:hAnsiTheme="minorBidi"/>
         </w:rPr>
-        <w:t xml:space="preserve">The Saliency Maps illustrate the pixel-level gradients that most influence the models' classification decisions. In the </w:t>
+        <w:lastRenderedPageBreak/>
+        <w:t>The Saliency Maps illustrate the pixel</w:t>
+      </w:r>
+      <w:r>
+        <w:rPr>
+          <w:rFonts w:asciiTheme="minorBidi" w:hAnsiTheme="minorBidi"/>
+        </w:rPr>
+        <w:t>–</w:t>
+      </w:r>
+      <w:r>
+        <w:rPr>
+          <w:rFonts w:asciiTheme="minorBidi" w:hAnsiTheme="minorBidi"/>
+        </w:rPr>
+        <w:t xml:space="preserve">level gradients that most influence the models' classification decisions. In the </w:t>
       </w:r>
       <w:proofErr w:type="spellStart"/>
       <w:r>
@@ -3615,7 +4392,49 @@
         <w:rPr>
           <w:rFonts w:asciiTheme="minorBidi" w:hAnsiTheme="minorBidi"/>
         </w:rPr>
-        <w:t xml:space="preserve"> on Deepfakes experiment (Top/First image), the saliency is concentrated around the facial boundaries and high-contrast features like the eyes and nose. This aligns with the expectation that deepfakes often exhibit blending artifacts near the face outline, which the model detects. In the </w:t>
+        <w:t xml:space="preserve"> on Deepfakes experiment (Top part), the saliency is heavily concentrated on internal facial landmarks such as the eyes, nose, and mouth, rather than the facial boundaries. This suggests that instead of relying on blending artifacts at the face outline, the model is detecting inconsistencies within the facial features themselves</w:t>
+      </w:r>
+      <w:r>
+        <w:rPr>
+          <w:rFonts w:asciiTheme="minorBidi" w:hAnsiTheme="minorBidi"/>
+        </w:rPr>
+        <w:t>–</w:t>
+      </w:r>
+      <w:r>
+        <w:rPr>
+          <w:rFonts w:asciiTheme="minorBidi" w:hAnsiTheme="minorBidi"/>
+        </w:rPr>
+        <w:t>such as unnatural gaze, lighting mismatches, or irregular expression rendering</w:t>
+      </w:r>
+      <w:r>
+        <w:rPr>
+          <w:rFonts w:asciiTheme="minorBidi" w:hAnsiTheme="minorBidi"/>
+        </w:rPr>
+        <w:t>–</w:t>
+      </w:r>
+      <w:r>
+        <w:rPr>
+          <w:rFonts w:asciiTheme="minorBidi" w:hAnsiTheme="minorBidi"/>
+        </w:rPr>
+        <w:t>which are often the weakest points in Deepfake generation</w:t>
+      </w:r>
+      <w:r>
+        <w:rPr>
+          <w:rFonts w:asciiTheme="minorBidi" w:hAnsiTheme="minorBidi"/>
+        </w:rPr>
+        <w:t>.</w:t>
+      </w:r>
+      <w:r>
+        <w:rPr>
+          <w:rFonts w:asciiTheme="minorBidi" w:hAnsiTheme="minorBidi"/>
+        </w:rPr>
+        <w:t xml:space="preserve"> </w:t>
+      </w:r>
+      <w:r>
+        <w:rPr>
+          <w:rFonts w:asciiTheme="minorBidi" w:hAnsiTheme="minorBidi"/>
+        </w:rPr>
+        <w:t xml:space="preserve">In the </w:t>
       </w:r>
       <w:proofErr w:type="spellStart"/>
       <w:r>
@@ -3629,7 +4448,67 @@
         <w:rPr>
           <w:rFonts w:asciiTheme="minorBidi" w:hAnsiTheme="minorBidi"/>
         </w:rPr>
-        <w:t xml:space="preserve"> on Synthetic experiment (Bottom/Second image), the saliency map appears more granular and specific, highlighting distinct facial landmarks such as the eyes, mouth, and hair texture. This indicates that the pre-trained </w:t>
+        <w:t xml:space="preserve"> </w:t>
+      </w:r>
+      <w:r>
+        <w:rPr>
+          <w:rFonts w:asciiTheme="minorBidi" w:hAnsiTheme="minorBidi"/>
+        </w:rPr>
+        <w:t xml:space="preserve">case, </w:t>
+      </w:r>
+      <w:r>
+        <w:rPr>
+          <w:rFonts w:asciiTheme="minorBidi" w:hAnsiTheme="minorBidi"/>
+        </w:rPr>
+        <w:t xml:space="preserve">on Synthetic experiment (Bottom part), the saliency map appears more granular and less specific, avoiding distinct facial landmarks. This suggests that the model </w:t>
+      </w:r>
+      <w:r>
+        <w:rPr>
+          <w:rFonts w:asciiTheme="minorBidi" w:hAnsiTheme="minorBidi"/>
+        </w:rPr>
+        <w:t>does not rely</w:t>
+      </w:r>
+      <w:r>
+        <w:rPr>
+          <w:rFonts w:asciiTheme="minorBidi" w:hAnsiTheme="minorBidi"/>
+        </w:rPr>
+        <w:t xml:space="preserve"> on isolated features (like eyes or mouth) but is instead scrutinizing the global facial texture and structural consistency. The</w:t>
+      </w:r>
+      <w:r>
+        <w:rPr>
+          <w:rFonts w:asciiTheme="minorBidi" w:hAnsiTheme="minorBidi"/>
+        </w:rPr>
+        <w:t xml:space="preserve"> more</w:t>
+      </w:r>
+      <w:r>
+        <w:rPr>
+          <w:rFonts w:asciiTheme="minorBidi" w:hAnsiTheme="minorBidi"/>
+        </w:rPr>
+        <w:t xml:space="preserve"> uniform distribution of saliency </w:t>
+      </w:r>
+      <w:r>
+        <w:rPr>
+          <w:rFonts w:asciiTheme="minorBidi" w:hAnsiTheme="minorBidi"/>
+        </w:rPr>
+        <w:t xml:space="preserve">maps </w:t>
+      </w:r>
+      <w:r>
+        <w:rPr>
+          <w:rFonts w:asciiTheme="minorBidi" w:hAnsiTheme="minorBidi"/>
+        </w:rPr>
+        <w:t>indicates that the pre</w:t>
+      </w:r>
+      <w:r>
+        <w:rPr>
+          <w:rFonts w:asciiTheme="minorBidi" w:hAnsiTheme="minorBidi"/>
+        </w:rPr>
+        <w:t>–</w:t>
+      </w:r>
+      <w:r>
+        <w:rPr>
+          <w:rFonts w:asciiTheme="minorBidi" w:hAnsiTheme="minorBidi"/>
+        </w:rPr>
+        <w:t xml:space="preserve">trained </w:t>
       </w:r>
       <w:proofErr w:type="spellStart"/>
       <w:r>
@@ -3643,7 +4522,38 @@
         <w:rPr>
           <w:rFonts w:asciiTheme="minorBidi" w:hAnsiTheme="minorBidi"/>
         </w:rPr>
-        <w:t xml:space="preserve"> network is not looking at the image "holistically" but is instead triggering on specific high-frequency details where GANs struggle to reproduce realistic geometry or reflection, confirming the efficacy of Transfer Learning for this task.</w:t>
+        <w:t xml:space="preserve"> network is detecting subtle, spatially distributed statistical irregularities</w:t>
+      </w:r>
+      <w:r>
+        <w:rPr>
+          <w:rFonts w:asciiTheme="minorBidi" w:hAnsiTheme="minorBidi"/>
+        </w:rPr>
+        <w:t xml:space="preserve"> – </w:t>
+      </w:r>
+      <w:r>
+        <w:rPr>
+          <w:rFonts w:asciiTheme="minorBidi" w:hAnsiTheme="minorBidi"/>
+        </w:rPr>
+        <w:t>such as unnatural skin patterns</w:t>
+      </w:r>
+      <w:r>
+        <w:rPr>
+          <w:rFonts w:asciiTheme="minorBidi" w:hAnsiTheme="minorBidi"/>
+        </w:rPr>
+        <w:t>–</w:t>
+      </w:r>
+      <w:r>
+        <w:rPr>
+          <w:rFonts w:asciiTheme="minorBidi" w:hAnsiTheme="minorBidi"/>
+        </w:rPr>
+        <w:t>that are characteristic of GAN generation and appear across the entire face.</w:t>
+      </w:r>
+      <w:r>
+        <w:rPr>
+          <w:rFonts w:asciiTheme="minorBidi" w:hAnsiTheme="minorBidi"/>
+          <w:rtl/>
+        </w:rPr>
+        <w:t xml:space="preserve"> </w:t>
       </w:r>
       <w:r>
         <w:rPr>
@@ -3693,7 +4603,19 @@
         <w:rPr>
           <w:rFonts w:asciiTheme="minorBidi" w:hAnsiTheme="minorBidi"/>
         </w:rPr>
-        <w:t xml:space="preserve">Grad-CAM for </w:t>
+        <w:t>Grad</w:t>
+      </w:r>
+      <w:r>
+        <w:rPr>
+          <w:rFonts w:asciiTheme="minorBidi" w:hAnsiTheme="minorBidi"/>
+        </w:rPr>
+        <w:t>–</w:t>
+      </w:r>
+      <w:r>
+        <w:rPr>
+          <w:rFonts w:asciiTheme="minorBidi" w:hAnsiTheme="minorBidi"/>
+        </w:rPr>
+        <w:t xml:space="preserve">CAM for </w:t>
       </w:r>
       <w:proofErr w:type="spellStart"/>
       <w:r>
@@ -3740,7 +4662,7 @@
                     <pic:cNvPicPr/>
                   </pic:nvPicPr>
                   <pic:blipFill rotWithShape="1">
-                    <a:blip r:embed="rId20"/>
+                    <a:blip r:embed="rId22"/>
                     <a:srcRect l="15163" t="6445" r="16424" b="4638"/>
                     <a:stretch>
                       <a:fillRect/>
@@ -3801,7 +4723,7 @@
                     <pic:cNvPicPr/>
                   </pic:nvPicPr>
                   <pic:blipFill rotWithShape="1">
-                    <a:blip r:embed="rId21"/>
+                    <a:blip r:embed="rId23"/>
                     <a:srcRect l="15641" t="6824" r="18387" b="4076"/>
                     <a:stretch>
                       <a:fillRect/>
@@ -3844,6 +4766,69 @@
         <w:rPr>
           <w:rFonts w:asciiTheme="minorBidi" w:hAnsiTheme="minorBidi"/>
         </w:rPr>
+        <w:t xml:space="preserve">The visualization demonstrates that the model's attention is primarily focused on the central region of the face (eyes, nose, and mouth, confirming that the high classification accuracy is derived from learning facial features rather than environmental biases. However, the activation map appears notably "coarse" or blocky. This is a direct result of the </w:t>
+      </w:r>
+      <w:proofErr w:type="spellStart"/>
+      <w:r>
+        <w:rPr>
+          <w:rFonts w:asciiTheme="minorBidi" w:hAnsiTheme="minorBidi"/>
+        </w:rPr>
+        <w:t>SimpleNet</w:t>
+      </w:r>
+      <w:proofErr w:type="spellEnd"/>
+      <w:r>
+        <w:rPr>
+          <w:rFonts w:asciiTheme="minorBidi" w:hAnsiTheme="minorBidi"/>
+        </w:rPr>
+        <w:t xml:space="preserve"> architecture, which uses multiple </w:t>
+      </w:r>
+      <w:proofErr w:type="spellStart"/>
+      <w:r>
+        <w:rPr>
+          <w:rFonts w:asciiTheme="minorBidi" w:hAnsiTheme="minorBidi"/>
+        </w:rPr>
+        <w:t>MaxPool</w:t>
+      </w:r>
+      <w:proofErr w:type="spellEnd"/>
+      <w:r>
+        <w:rPr>
+          <w:rFonts w:asciiTheme="minorBidi" w:hAnsiTheme="minorBidi"/>
+        </w:rPr>
+        <w:t xml:space="preserve"> layers that aggressively reduce the spatial resolution of the feature maps before the final classification</w:t>
+      </w:r>
+      <w:r>
+        <w:t xml:space="preserve"> </w:t>
+      </w:r>
+      <w:r>
+        <w:rPr>
+          <w:rFonts w:asciiTheme="minorBidi" w:hAnsiTheme="minorBidi"/>
+        </w:rPr>
+        <w:t xml:space="preserve">we also observe strong gradients in the region immediately surrounding the face. This is likely due to blending artifacts or boundary inconsistencies. Deepfake generation typically involves pasting a generated face mask onto a target image; the </w:t>
+      </w:r>
+      <w:proofErr w:type="spellStart"/>
+      <w:r>
+        <w:rPr>
+          <w:rFonts w:asciiTheme="minorBidi" w:hAnsiTheme="minorBidi"/>
+        </w:rPr>
+        <w:t>SimpleNet</w:t>
+      </w:r>
+      <w:proofErr w:type="spellEnd"/>
+      <w:r>
+        <w:rPr>
+          <w:rFonts w:asciiTheme="minorBidi" w:hAnsiTheme="minorBidi"/>
+        </w:rPr>
+        <w:t xml:space="preserve"> model appears to be exploiting the statistical anomalies at this "seam" between the generated face and the original background to distinguish fakes from real images.</w:t>
+      </w:r>
+      <w:r>
+        <w:rPr>
+          <w:rFonts w:asciiTheme="minorBidi" w:hAnsiTheme="minorBidi"/>
+        </w:rPr>
+        <w:t xml:space="preserve"> </w:t>
+      </w:r>
+      <w:r>
+        <w:rPr>
+          <w:rFonts w:asciiTheme="minorBidi" w:hAnsiTheme="minorBidi"/>
+        </w:rPr>
         <w:br w:type="page"/>
       </w:r>
     </w:p>
@@ -3861,7 +4846,19 @@
           <w:rFonts w:asciiTheme="minorBidi" w:hAnsiTheme="minorBidi"/>
         </w:rPr>
         <w:lastRenderedPageBreak/>
-        <w:t xml:space="preserve">Grad-CAM for </w:t>
+        <w:t>Grad</w:t>
+      </w:r>
+      <w:r>
+        <w:rPr>
+          <w:rFonts w:asciiTheme="minorBidi" w:hAnsiTheme="minorBidi"/>
+        </w:rPr>
+        <w:t>–</w:t>
+      </w:r>
+      <w:r>
+        <w:rPr>
+          <w:rFonts w:asciiTheme="minorBidi" w:hAnsiTheme="minorBidi"/>
+        </w:rPr>
+        <w:t xml:space="preserve">CAM for </w:t>
       </w:r>
       <w:proofErr w:type="spellStart"/>
       <w:r>
@@ -3908,7 +4905,7 @@
                     <pic:cNvPicPr/>
                   </pic:nvPicPr>
                   <pic:blipFill rotWithShape="1">
-                    <a:blip r:embed="rId22"/>
+                    <a:blip r:embed="rId24"/>
                     <a:srcRect l="15927" t="6256" r="18670" b="5016"/>
                     <a:stretch>
                       <a:fillRect/>
@@ -3969,7 +4966,7 @@
                     <pic:cNvPicPr/>
                   </pic:nvPicPr>
                   <pic:blipFill rotWithShape="1">
-                    <a:blip r:embed="rId23"/>
+                    <a:blip r:embed="rId25"/>
                     <a:srcRect l="15500" t="5117" r="18244" b="4068"/>
                     <a:stretch>
                       <a:fillRect/>
@@ -4012,6 +5009,82 @@
         <w:rPr>
           <w:rFonts w:asciiTheme="minorBidi" w:hAnsiTheme="minorBidi"/>
         </w:rPr>
+        <w:t xml:space="preserve">In stark contrast to the Deepfakes experiment, the activation map here is </w:t>
+      </w:r>
+      <w:r>
+        <w:rPr>
+          <w:rFonts w:asciiTheme="minorBidi" w:hAnsiTheme="minorBidi"/>
+        </w:rPr>
+        <w:t xml:space="preserve">either </w:t>
+      </w:r>
+      <w:r>
+        <w:rPr>
+          <w:rFonts w:asciiTheme="minorBidi" w:hAnsiTheme="minorBidi"/>
+        </w:rPr>
+        <w:t>scattered, incoherent, and lacks any distinct focal point</w:t>
+      </w:r>
+      <w:r>
+        <w:rPr>
+          <w:rFonts w:asciiTheme="minorBidi" w:hAnsiTheme="minorBidi"/>
+        </w:rPr>
+        <w:t>, or just point blank empty</w:t>
+      </w:r>
+      <w:r>
+        <w:rPr>
+          <w:rFonts w:asciiTheme="minorBidi" w:hAnsiTheme="minorBidi"/>
+        </w:rPr>
+        <w:t>. The heatmap highlights random patches of the background and the face without any clear pattern</w:t>
+      </w:r>
+      <w:r>
+        <w:rPr>
+          <w:rFonts w:asciiTheme="minorBidi" w:hAnsiTheme="minorBidi"/>
+        </w:rPr>
+        <w:t xml:space="preserve"> in the fake image, and no gradient is detected in the real one</w:t>
+      </w:r>
+      <w:r>
+        <w:rPr>
+          <w:rFonts w:asciiTheme="minorBidi" w:hAnsiTheme="minorBidi"/>
+        </w:rPr>
+        <w:t xml:space="preserve">. This visual "confusion" correlates perfectly with the quantitative results: since the </w:t>
+      </w:r>
+      <w:proofErr w:type="spellStart"/>
+      <w:r>
+        <w:rPr>
+          <w:rFonts w:asciiTheme="minorBidi" w:hAnsiTheme="minorBidi"/>
+        </w:rPr>
+        <w:t>SimpleNet</w:t>
+      </w:r>
+      <w:proofErr w:type="spellEnd"/>
+      <w:r>
+        <w:rPr>
+          <w:rFonts w:asciiTheme="minorBidi" w:hAnsiTheme="minorBidi"/>
+        </w:rPr>
+        <w:t xml:space="preserve"> model achieved only ~50% accuracy (random guessing) on the Synthetic dataset, it failed to learn any discriminative features. The visualization confirms that the model is not making decisions based on facial landmarks but is essentially guessing based on noise.</w:t>
+      </w:r>
+      <w:r>
+        <w:rPr>
+          <w:rFonts w:asciiTheme="minorBidi" w:hAnsiTheme="minorBidi"/>
+        </w:rPr>
+        <w:t xml:space="preserve"> So although one might suspect that no gradients on the real image is the correct solution, it is in fact a “fluke”, as when </w:t>
+      </w:r>
+      <w:proofErr w:type="spellStart"/>
+      <w:r>
+        <w:rPr>
+          <w:rFonts w:asciiTheme="minorBidi" w:hAnsiTheme="minorBidi"/>
+        </w:rPr>
+        <w:t>SimpleNet</w:t>
+      </w:r>
+      <w:proofErr w:type="spellEnd"/>
+      <w:r>
+        <w:rPr>
+          <w:rFonts w:asciiTheme="minorBidi" w:hAnsiTheme="minorBidi"/>
+        </w:rPr>
+        <w:t xml:space="preserve"> was tested against deepfake (which it preformed very well against), even then there were some less meaningful gradients at select points. All in all, the results attached are expected for a “coin-flip” discriminator. </w:t>
+      </w:r>
+      <w:r>
+        <w:rPr>
+          <w:rFonts w:asciiTheme="minorBidi" w:hAnsiTheme="minorBidi"/>
+        </w:rPr>
         <w:br w:type="page"/>
       </w:r>
     </w:p>
@@ -4029,7 +5102,19 @@
           <w:rFonts w:asciiTheme="minorBidi" w:hAnsiTheme="minorBidi"/>
         </w:rPr>
         <w:lastRenderedPageBreak/>
-        <w:t xml:space="preserve">Grad-Cam for </w:t>
+        <w:t>Grad</w:t>
+      </w:r>
+      <w:r>
+        <w:rPr>
+          <w:rFonts w:asciiTheme="minorBidi" w:hAnsiTheme="minorBidi"/>
+        </w:rPr>
+        <w:t>–</w:t>
+      </w:r>
+      <w:r>
+        <w:rPr>
+          <w:rFonts w:asciiTheme="minorBidi" w:hAnsiTheme="minorBidi"/>
+        </w:rPr>
+        <w:t xml:space="preserve">Cam for </w:t>
       </w:r>
       <w:proofErr w:type="spellStart"/>
       <w:r>
@@ -4076,7 +5161,7 @@
                     <pic:cNvPicPr/>
                   </pic:nvPicPr>
                   <pic:blipFill rotWithShape="1">
-                    <a:blip r:embed="rId24"/>
+                    <a:blip r:embed="rId26"/>
                     <a:srcRect l="15784" t="6824" r="18528" b="3882"/>
                     <a:stretch>
                       <a:fillRect/>
@@ -4137,7 +5222,7 @@
                     <pic:cNvPicPr/>
                   </pic:nvPicPr>
                   <pic:blipFill rotWithShape="1">
-                    <a:blip r:embed="rId25"/>
+                    <a:blip r:embed="rId27"/>
                     <a:srcRect l="15784" t="6256" r="17808" b="1420"/>
                     <a:stretch>
                       <a:fillRect/>
@@ -4183,19 +5268,27 @@
         <w:rPr>
           <w:rFonts w:asciiTheme="minorBidi" w:hAnsiTheme="minorBidi"/>
         </w:rPr>
-        <w:t>T</w:t>
-      </w:r>
-      <w:r>
-        <w:rPr>
-          <w:rFonts w:asciiTheme="minorBidi" w:hAnsiTheme="minorBidi"/>
-        </w:rPr>
-        <w:t xml:space="preserve">he Grad-CAM visualizations provide critical insight into the decision-making processes of our models across different datasets. For the </w:t>
+        <w:t xml:space="preserve">The Grad-CAM for the </w:t>
       </w:r>
       <w:proofErr w:type="spellStart"/>
       <w:r>
         <w:rPr>
           <w:rFonts w:asciiTheme="minorBidi" w:hAnsiTheme="minorBidi"/>
         </w:rPr>
+        <w:t>Xception</w:t>
+      </w:r>
+      <w:proofErr w:type="spellEnd"/>
+      <w:r>
+        <w:rPr>
+          <w:rFonts w:asciiTheme="minorBidi" w:hAnsiTheme="minorBidi"/>
+        </w:rPr>
+        <w:t xml:space="preserve"> model demonstrates the decisive advantage of Transfer Learning. Unlike the </w:t>
+      </w:r>
+      <w:proofErr w:type="spellStart"/>
+      <w:r>
+        <w:rPr>
+          <w:rFonts w:asciiTheme="minorBidi" w:hAnsiTheme="minorBidi"/>
+        </w:rPr>
         <w:t>SimpleNet</w:t>
       </w:r>
       <w:proofErr w:type="spellEnd"/>
@@ -4203,42 +5296,63 @@
         <w:rPr>
           <w:rFonts w:asciiTheme="minorBidi" w:hAnsiTheme="minorBidi"/>
         </w:rPr>
-        <w:t xml:space="preserve"> on Deepfakes experiment (Top/First image), the activation map is relatively coarse but correctly highlights the central facial region, confirming the model uses facial features rather than background context to identify identity swaps. In contrast, the </w:t>
+        <w:t xml:space="preserve"> model, which produced random noise on this dataset, the </w:t>
       </w:r>
       <w:proofErr w:type="spellStart"/>
       <w:r>
         <w:rPr>
           <w:rFonts w:asciiTheme="minorBidi" w:hAnsiTheme="minorBidi"/>
         </w:rPr>
-        <w:t>SimpleNet</w:t>
+        <w:t>Xception</w:t>
       </w:r>
       <w:proofErr w:type="spellEnd"/>
       <w:r>
         <w:rPr>
           <w:rFonts w:asciiTheme="minorBidi" w:hAnsiTheme="minorBidi"/>
         </w:rPr>
-        <w:t xml:space="preserve"> on Synthetic experiment (Middle/Second image) exhibits a scattered and incoherent activation pattern. This lack of focal attention correlates directly with the model's random-guessing performance, indicating it failed to learn any discriminative features for GAN detection. Finally, the </w:t>
-      </w:r>
-      <w:proofErr w:type="spellStart"/>
-      <w:r>
-        <w:rPr>
-          <w:rFonts w:asciiTheme="minorBidi" w:hAnsiTheme="minorBidi"/>
-        </w:rPr>
-        <w:t>XceptionBased</w:t>
-      </w:r>
-      <w:proofErr w:type="spellEnd"/>
-      <w:r>
-        <w:rPr>
-          <w:rFonts w:asciiTheme="minorBidi" w:hAnsiTheme="minorBidi"/>
-        </w:rPr>
-        <w:t xml:space="preserve"> on Synthetic experiment (Bottom/Third image) demonstrates the superior capability of Transfer Learning. The activation map is sharper and highly localized around specific facial landmarks—such as the eyes, mouth, and contours—where GANs typically introduce subtle artifacts. This confirms </w:t>
-      </w:r>
-      <w:r>
-        <w:rPr>
-          <w:rFonts w:asciiTheme="minorBidi" w:hAnsiTheme="minorBidi"/>
-        </w:rPr>
-        <w:lastRenderedPageBreak/>
-        <w:t>that the pre-trained backbone successfully guides the model to focus on the high-frequency irregularities necessary for distinguishing synthetic images.</w:t>
+        <w:t xml:space="preserve"> network generates a strong, coherent activation map centered on the facial region</w:t>
+      </w:r>
+      <w:r>
+        <w:rPr>
+          <w:rFonts w:asciiTheme="minorBidi" w:hAnsiTheme="minorBidi"/>
+        </w:rPr>
+        <w:t xml:space="preserve">. </w:t>
+      </w:r>
+      <w:r>
+        <w:rPr>
+          <w:rFonts w:asciiTheme="minorBidi" w:hAnsiTheme="minorBidi"/>
+        </w:rPr>
+        <w:t>The heatmap specifically highlights key facial structures</w:t>
+      </w:r>
+      <w:r>
+        <w:rPr>
+          <w:rFonts w:asciiTheme="minorBidi" w:hAnsiTheme="minorBidi"/>
+        </w:rPr>
+        <w:t xml:space="preserve"> </w:t>
+      </w:r>
+      <w:r>
+        <w:rPr>
+          <w:rFonts w:asciiTheme="minorBidi" w:hAnsiTheme="minorBidi"/>
+        </w:rPr>
+        <w:t>such as the eyes, mouth, and facial contours</w:t>
+      </w:r>
+      <w:r>
+        <w:rPr>
+          <w:rFonts w:asciiTheme="minorBidi" w:hAnsiTheme="minorBidi"/>
+        </w:rPr>
+        <w:t xml:space="preserve"> – </w:t>
+      </w:r>
+      <w:r>
+        <w:rPr>
+          <w:rFonts w:asciiTheme="minorBidi" w:hAnsiTheme="minorBidi"/>
+        </w:rPr>
+        <w:t>where GANs are known to struggle with geometric consistency and texture generation. This confirms that the pre-trained backbone successfully guided the model to focus on the high-level semantic features necessary to distinguish synthetic images, turning the "random guessing" of the baseline into effective classification.</w:t>
+      </w:r>
+      <w:r>
+        <w:rPr>
+          <w:rFonts w:asciiTheme="minorBidi" w:hAnsiTheme="minorBidi"/>
+        </w:rPr>
+        <w:t xml:space="preserve"> </w:t>
       </w:r>
       <w:r>
         <w:rPr>
@@ -4271,7 +5385,8 @@
         <w:spacing w:line="360" w:lineRule="auto"/>
         <w:jc w:val="both"/>
         <w:rPr>
-          <w:rFonts w:asciiTheme="minorBidi" w:hAnsiTheme="minorBidi"/>
+          <w:rFonts w:asciiTheme="minorBidi" w:hAnsiTheme="minorBidi" w:hint="cs"/>
+          <w:rtl/>
           <w:lang w:val="en-IL"/>
         </w:rPr>
       </w:pPr>
@@ -4282,6 +5397,13 @@
         </w:rPr>
         <w:t>Design Philosophy: Efficiency via Global Average Pooling</w:t>
       </w:r>
+      <w:r>
+        <w:rPr>
+          <w:rFonts w:asciiTheme="minorBidi" w:hAnsiTheme="minorBidi"/>
+          <w:lang w:val="en-IL"/>
+        </w:rPr>
+        <w:t xml:space="preserve"> + not bringing any new networks/backbones outside the scope of this exercise. </w:t>
+      </w:r>
     </w:p>
     <w:p>
       <w:pPr>
@@ -4380,7 +5502,21 @@
           <w:rFonts w:asciiTheme="minorBidi" w:hAnsiTheme="minorBidi"/>
           <w:lang w:val="en-IL"/>
         </w:rPr>
-        <w:t xml:space="preserve">To solve this, I implemented Global Average Pooling (GAP). Instead of flattening the spatial dimensions (which destroys spatial invariance and explodes parameter count), GAP averages each feature map into a single value. This allowed me to reduce the classification head to a compact linear layer </w:t>
+        <w:t xml:space="preserve">To solve this, </w:t>
+      </w:r>
+      <w:r>
+        <w:rPr>
+          <w:rFonts w:asciiTheme="minorBidi" w:hAnsiTheme="minorBidi"/>
+          <w:lang w:val="en-IL"/>
+        </w:rPr>
+        <w:t>we</w:t>
+      </w:r>
+      <w:r>
+        <w:rPr>
+          <w:rFonts w:asciiTheme="minorBidi" w:hAnsiTheme="minorBidi"/>
+          <w:lang w:val="en-IL"/>
+        </w:rPr>
+        <w:t xml:space="preserve"> implemented Global Average Pooling (GAP). Instead of flattening the spatial dimensions (which destroys spatial invariance and explodes parameter count), GAP averages each feature map into a single value. This allowed to reduce the classification head to a compact linear layer </w:t>
       </w:r>
       <m:oMath>
         <m:d>
@@ -4409,17 +5545,7 @@
                 <w:rFonts w:ascii="Cambria Math" w:hAnsi="Cambria Math"/>
                 <w:lang w:val="en-IL"/>
               </w:rPr>
-              <m:t>→</m:t>
-            </m:r>
-            <m:r>
-              <m:rPr>
-                <m:sty m:val="p"/>
-              </m:rPr>
-              <w:rPr>
-                <w:rFonts w:ascii="Cambria Math" w:hAnsi="Cambria Math"/>
-                <w:lang w:val="en-IL"/>
-              </w:rPr>
-              <m:t>2</m:t>
+              <m:t>→2</m:t>
             </m:r>
           </m:e>
         </m:d>
@@ -4514,14 +5640,7 @@
             <w:rFonts w:ascii="Cambria Math" w:hAnsi="Cambria Math"/>
             <w:lang w:val="en-IL"/>
           </w:rPr>
-          <m:t>(</m:t>
-        </m:r>
-        <m:r>
-          <w:rPr>
-            <w:rFonts w:ascii="Cambria Math" w:hAnsi="Cambria Math"/>
-            <w:lang w:val="en-IL"/>
-          </w:rPr>
-          <m:t xml:space="preserve">32 </m:t>
+          <m:t xml:space="preserve">(32 </m:t>
         </m:r>
         <m:r>
           <m:rPr>
@@ -4572,14 +5691,7 @@
             <w:rFonts w:ascii="Cambria Math" w:hAnsi="Cambria Math"/>
             <w:lang w:val="en-IL"/>
           </w:rPr>
-          <m:t>256</m:t>
-        </m:r>
-        <m:r>
-          <w:rPr>
-            <w:rFonts w:ascii="Cambria Math" w:hAnsi="Cambria Math"/>
-            <w:lang w:val="en-IL"/>
-          </w:rPr>
-          <m:t>)</m:t>
+          <m:t>256)</m:t>
         </m:r>
       </m:oMath>
       <w:r>
@@ -4643,23 +5755,7 @@
           <w:rFonts w:asciiTheme="minorBidi" w:hAnsiTheme="minorBidi"/>
           <w:lang w:val="en-IL"/>
         </w:rPr>
-        <w:t xml:space="preserve"> contains approximately 0.4 </w:t>
-      </w:r>
-      <w:proofErr w:type="gramStart"/>
-      <w:r>
-        <w:rPr>
-          <w:rFonts w:asciiTheme="minorBidi" w:hAnsiTheme="minorBidi"/>
-          <w:lang w:val="en-IL"/>
-        </w:rPr>
-        <w:t>Million</w:t>
-      </w:r>
-      <w:proofErr w:type="gramEnd"/>
-      <w:r>
-        <w:rPr>
-          <w:rFonts w:asciiTheme="minorBidi" w:hAnsiTheme="minorBidi"/>
-          <w:lang w:val="en-IL"/>
-        </w:rPr>
-        <w:t xml:space="preserve"> parameters. This is a 97% reduction compared to </w:t>
+        <w:t xml:space="preserve"> contains approximately 0.4 Million parameters. This is a 97% reduction compared to </w:t>
       </w:r>
       <w:proofErr w:type="spellStart"/>
       <w:r>
@@ -4713,7 +5809,21 @@
           <w:rFonts w:asciiTheme="minorBidi" w:hAnsiTheme="minorBidi"/>
           <w:lang w:val="en-IL"/>
         </w:rPr>
-        <w:t>Performance: Despite its small size, the model achieved a test accuracy of ~84.2% on the Deepfakes dataset. This demonstrates that for this specific binary classification task, a lightweight, well-regularized model can perform as well as much larger architectures without the memory overhead.</w:t>
+        <w:t>Performance: Despite its small size, the model achieved a test accuracy of ~84.2% on the Deepfakes dataset. This demonstrates that for this specific binary classification task, a lightweight, well</w:t>
+      </w:r>
+      <w:r>
+        <w:rPr>
+          <w:rFonts w:asciiTheme="minorBidi" w:hAnsiTheme="minorBidi"/>
+          <w:lang w:val="en-IL"/>
+        </w:rPr>
+        <w:t>–</w:t>
+      </w:r>
+      <w:r>
+        <w:rPr>
+          <w:rFonts w:asciiTheme="minorBidi" w:hAnsiTheme="minorBidi"/>
+          <w:lang w:val="en-IL"/>
+        </w:rPr>
+        <w:t>regularized model can perform as well as much larger architectures without the memory overhead.</w:t>
       </w:r>
     </w:p>
     <w:p>
@@ -4792,6 +5902,123 @@
 <file path=word/numbering.xml><?xml version="1.0" encoding="utf-8"?>
 <w:numbering xmlns:wpc="http://schemas.microsoft.com/office/word/2010/wordprocessingCanvas" xmlns:cx="http://schemas.microsoft.com/office/drawing/2014/chartex" xmlns:cx1="http://schemas.microsoft.com/office/drawing/2015/9/8/chartex" xmlns:cx2="http://schemas.microsoft.com/office/drawing/2015/10/21/chartex" xmlns:cx3="http://schemas.microsoft.com/office/drawing/2016/5/9/chartex" xmlns:cx4="http://schemas.microsoft.com/office/drawing/2016/5/10/chartex" xmlns:cx5="http://schemas.microsoft.com/office/drawing/2016/5/11/chartex" xmlns:cx6="http://schemas.microsoft.com/office/drawing/2016/5/12/chartex" xmlns:cx7="http://schemas.microsoft.com/office/drawing/2016/5/13/chartex" xmlns:cx8="http://schemas.microsoft.com/office/drawing/2016/5/14/chartex" xmlns:mc="http://schemas.openxmlformats.org/markup-compatibility/2006" xmlns:aink="http://schemas.microsoft.com/office/drawing/2016/ink" xmlns:am3d="http://schemas.microsoft.com/office/drawing/2017/model3d" xmlns:o="urn:schemas-microsoft-com:office:office" xmlns:oel="http://schemas.microsoft.com/office/2019/extlst" xmlns:r="http://schemas.openxmlformats.org/officeDocument/2006/relationships" xmlns:m="http://schemas.openxmlformats.org/officeDocument/2006/math" xmlns:v="urn:schemas-microsoft-com:vml" xmlns:wp14="http://schemas.microsoft.com/office/word/2010/wordprocessingDrawing" xmlns:wp="http://schemas.openxmlformats.org/drawingml/2006/wordprocessingDrawing" xmlns:w10="urn:schemas-microsoft-com:office:word" xmlns:w="http://schemas.openxmlformats.org/wordprocessingml/2006/main" xmlns:w14="http://schemas.microsoft.com/office/word/2010/wordml" xmlns:w15="http://schemas.microsoft.com/office/word/2012/wordml" xmlns:w16cex="http://schemas.microsoft.com/office/word/2018/wordml/cex" xmlns:w16cid="http://schemas.microsoft.com/office/word/2016/wordml/cid" xmlns:w16="http://schemas.microsoft.com/office/word/2018/wordml" xmlns:w16du="http://schemas.microsoft.com/office/word/2023/wordml/word16du" xmlns:w16sdtdh="http://schemas.microsoft.com/office/word/2020/wordml/sdtdatahash" xmlns:w16sdtfl="http://schemas.microsoft.com/office/word/2024/wordml/sdtformatlock" xmlns:w16se="http://schemas.microsoft.com/office/word/2015/wordml/symex" xmlns:wpg="http://schemas.microsoft.com/office/word/2010/wordprocessingGroup" xmlns:wpi="http://schemas.microsoft.com/office/word/2010/wordprocessingInk" xmlns:wne="http://schemas.microsoft.com/office/word/2006/wordml" xmlns:wps="http://schemas.microsoft.com/office/word/2010/wordprocessingShape" mc:Ignorable="w14 w15 w16se w16cid w16 w16cex w16sdtdh w16sdtfl w16du wp14">
   <w:abstractNum w:abstractNumId="0" w15:restartNumberingAfterBreak="0">
+    <w:nsid w:val="0C8919B0"/>
+    <w:multiLevelType w:val="multilevel"/>
+    <w:tmpl w:val="55E6DBAC"/>
+    <w:lvl w:ilvl="0">
+      <w:start w:val="1"/>
+      <w:numFmt w:val="decimal"/>
+      <w:lvlText w:val="%1."/>
+      <w:lvlJc w:val="left"/>
+      <w:pPr>
+        <w:tabs>
+          <w:tab w:val="num" w:pos="720"/>
+        </w:tabs>
+        <w:ind w:left="720" w:hanging="360"/>
+      </w:pPr>
+    </w:lvl>
+    <w:lvl w:ilvl="1">
+      <w:start w:val="1"/>
+      <w:numFmt w:val="bullet"/>
+      <w:lvlText w:val="o"/>
+      <w:lvlJc w:val="left"/>
+      <w:pPr>
+        <w:tabs>
+          <w:tab w:val="num" w:pos="1440"/>
+        </w:tabs>
+        <w:ind w:left="1440" w:hanging="360"/>
+      </w:pPr>
+      <w:rPr>
+        <w:rFonts w:ascii="Courier New" w:hAnsi="Courier New" w:hint="default"/>
+        <w:sz w:val="20"/>
+      </w:rPr>
+    </w:lvl>
+    <w:lvl w:ilvl="2" w:tentative="1">
+      <w:start w:val="1"/>
+      <w:numFmt w:val="decimal"/>
+      <w:lvlText w:val="%3."/>
+      <w:lvlJc w:val="left"/>
+      <w:pPr>
+        <w:tabs>
+          <w:tab w:val="num" w:pos="2160"/>
+        </w:tabs>
+        <w:ind w:left="2160" w:hanging="360"/>
+      </w:pPr>
+    </w:lvl>
+    <w:lvl w:ilvl="3" w:tentative="1">
+      <w:start w:val="1"/>
+      <w:numFmt w:val="decimal"/>
+      <w:lvlText w:val="%4."/>
+      <w:lvlJc w:val="left"/>
+      <w:pPr>
+        <w:tabs>
+          <w:tab w:val="num" w:pos="2880"/>
+        </w:tabs>
+        <w:ind w:left="2880" w:hanging="360"/>
+      </w:pPr>
+    </w:lvl>
+    <w:lvl w:ilvl="4" w:tentative="1">
+      <w:start w:val="1"/>
+      <w:numFmt w:val="decimal"/>
+      <w:lvlText w:val="%5."/>
+      <w:lvlJc w:val="left"/>
+      <w:pPr>
+        <w:tabs>
+          <w:tab w:val="num" w:pos="3600"/>
+        </w:tabs>
+        <w:ind w:left="3600" w:hanging="360"/>
+      </w:pPr>
+    </w:lvl>
+    <w:lvl w:ilvl="5" w:tentative="1">
+      <w:start w:val="1"/>
+      <w:numFmt w:val="decimal"/>
+      <w:lvlText w:val="%6."/>
+      <w:lvlJc w:val="left"/>
+      <w:pPr>
+        <w:tabs>
+          <w:tab w:val="num" w:pos="4320"/>
+        </w:tabs>
+        <w:ind w:left="4320" w:hanging="360"/>
+      </w:pPr>
+    </w:lvl>
+    <w:lvl w:ilvl="6" w:tentative="1">
+      <w:start w:val="1"/>
+      <w:numFmt w:val="decimal"/>
+      <w:lvlText w:val="%7."/>
+      <w:lvlJc w:val="left"/>
+      <w:pPr>
+        <w:tabs>
+          <w:tab w:val="num" w:pos="5040"/>
+        </w:tabs>
+        <w:ind w:left="5040" w:hanging="360"/>
+      </w:pPr>
+    </w:lvl>
+    <w:lvl w:ilvl="7" w:tentative="1">
+      <w:start w:val="1"/>
+      <w:numFmt w:val="decimal"/>
+      <w:lvlText w:val="%8."/>
+      <w:lvlJc w:val="left"/>
+      <w:pPr>
+        <w:tabs>
+          <w:tab w:val="num" w:pos="5760"/>
+        </w:tabs>
+        <w:ind w:left="5760" w:hanging="360"/>
+      </w:pPr>
+    </w:lvl>
+    <w:lvl w:ilvl="8" w:tentative="1">
+      <w:start w:val="1"/>
+      <w:numFmt w:val="decimal"/>
+      <w:lvlText w:val="%9."/>
+      <w:lvlJc w:val="left"/>
+      <w:pPr>
+        <w:tabs>
+          <w:tab w:val="num" w:pos="6480"/>
+        </w:tabs>
+        <w:ind w:left="6480" w:hanging="360"/>
+      </w:pPr>
+    </w:lvl>
+  </w:abstractNum>
+  <w:abstractNum w:abstractNumId="1" w15:restartNumberingAfterBreak="0">
     <w:nsid w:val="20BF6A38"/>
     <w:multiLevelType w:val="multilevel"/>
     <w:tmpl w:val="5426B980"/>
@@ -4940,7 +6167,7 @@
       </w:rPr>
     </w:lvl>
   </w:abstractNum>
-  <w:abstractNum w:abstractNumId="1" w15:restartNumberingAfterBreak="0">
+  <w:abstractNum w:abstractNumId="2" w15:restartNumberingAfterBreak="0">
     <w:nsid w:val="78C1499F"/>
     <w:multiLevelType w:val="multilevel"/>
     <w:tmpl w:val="44E46ED6"/>
@@ -5090,9 +6317,12 @@
     </w:lvl>
   </w:abstractNum>
   <w:num w:numId="1" w16cid:durableId="942348383">
+    <w:abstractNumId w:val="2"/>
+  </w:num>
+  <w:num w:numId="2" w16cid:durableId="2078093720">
     <w:abstractNumId w:val="1"/>
   </w:num>
-  <w:num w:numId="2" w16cid:durableId="2078093720">
+  <w:num w:numId="3" w16cid:durableId="108206986">
     <w:abstractNumId w:val="0"/>
   </w:num>
 </w:numbering>

--- a/Proj/Project Report.docx
+++ b/Proj/Project Report.docx
@@ -58,6 +58,35 @@
         </w:rPr>
         <w:t>Yoav Shaked, 315152629</w:t>
       </w:r>
+    </w:p>
+    <w:p>
+      <w:pPr>
+        <w:bidi w:val="0"/>
+      </w:pPr>
+      <w:r>
+        <w:t>Please pay attention, a copy of the code is present for cloning here:</w:t>
+      </w:r>
+    </w:p>
+    <w:p>
+      <w:pPr>
+        <w:bidi w:val="0"/>
+      </w:pPr>
+      <w:hyperlink r:id="rId7" w:history="1">
+        <w:proofErr w:type="spellStart"/>
+        <w:r>
+          <w:rPr>
+            <w:rStyle w:val="Hyperlink"/>
+          </w:rPr>
+          <w:t>yardencarmel</w:t>
+        </w:r>
+        <w:proofErr w:type="spellEnd"/>
+        <w:r>
+          <w:rPr>
+            <w:rStyle w:val="Hyperlink"/>
+          </w:rPr>
+          <w:t>/Computer-Vision: CV course @ TAU</w:t>
+        </w:r>
+      </w:hyperlink>
     </w:p>
     <w:p>
       <w:pPr>
@@ -485,7 +514,7 @@
                     <pic:cNvPicPr/>
                   </pic:nvPicPr>
                   <pic:blipFill rotWithShape="1">
-                    <a:blip r:embed="rId7"/>
+                    <a:blip r:embed="rId8"/>
                     <a:srcRect l="6824" t="6824" r="6824" b="6824"/>
                     <a:stretch>
                       <a:fillRect/>
@@ -739,7 +768,7 @@
                     <pic:cNvPicPr/>
                   </pic:nvPicPr>
                   <pic:blipFill rotWithShape="1">
-                    <a:blip r:embed="rId8"/>
+                    <a:blip r:embed="rId9"/>
                     <a:srcRect l="5539" t="5539" r="5539" b="5539"/>
                     <a:stretch>
                       <a:fillRect/>
@@ -939,7 +968,7 @@
                     <pic:cNvPicPr/>
                   </pic:nvPicPr>
                   <pic:blipFill rotWithShape="1">
-                    <a:blip r:embed="rId9"/>
+                    <a:blip r:embed="rId10"/>
                     <a:srcRect l="5522" t="5522" r="5522" b="5522"/>
                     <a:stretch>
                       <a:fillRect/>
@@ -1164,7 +1193,7 @@
                     <pic:cNvPicPr/>
                   </pic:nvPicPr>
                   <pic:blipFill rotWithShape="1">
-                    <a:blip r:embed="rId10"/>
+                    <a:blip r:embed="rId11"/>
                     <a:srcRect l="4639" t="4639" r="4639" b="4639"/>
                     <a:stretch>
                       <a:fillRect/>
@@ -1295,7 +1324,7 @@
                     <pic:cNvPicPr/>
                   </pic:nvPicPr>
                   <pic:blipFill rotWithShape="1">
-                    <a:blip r:embed="rId11"/>
+                    <a:blip r:embed="rId12"/>
                     <a:srcRect l="3917" t="3917" r="3917" b="3917"/>
                     <a:stretch>
                       <a:fillRect/>
@@ -1808,7 +1837,7 @@
                     <pic:cNvPicPr/>
                   </pic:nvPicPr>
                   <pic:blipFill rotWithShape="1">
-                    <a:blip r:embed="rId12"/>
+                    <a:blip r:embed="rId13"/>
                     <a:srcRect l="5021" t="5021" r="5021" b="5021"/>
                     <a:stretch>
                       <a:fillRect/>
@@ -1948,7 +1977,7 @@
                     <pic:cNvPicPr/>
                   </pic:nvPicPr>
                   <pic:blipFill rotWithShape="1">
-                    <a:blip r:embed="rId13"/>
+                    <a:blip r:embed="rId14"/>
                     <a:srcRect l="2651" t="2651" r="2651" b="2651"/>
                     <a:stretch>
                       <a:fillRect/>
@@ -3283,7 +3312,7 @@
                     <pic:cNvPicPr/>
                   </pic:nvPicPr>
                   <pic:blipFill rotWithShape="1">
-                    <a:blip r:embed="rId14"/>
+                    <a:blip r:embed="rId15"/>
                     <a:srcRect l="5687" t="5687" r="5687" b="5687"/>
                     <a:stretch>
                       <a:fillRect/>
@@ -3424,7 +3453,7 @@
                     <pic:cNvPicPr/>
                   </pic:nvPicPr>
                   <pic:blipFill rotWithShape="1">
-                    <a:blip r:embed="rId15"/>
+                    <a:blip r:embed="rId16"/>
                     <a:srcRect l="3223" t="3223" r="3223" b="3223"/>
                     <a:stretch>
                       <a:fillRect/>
@@ -3622,7 +3651,7 @@
                     <pic:cNvPicPr/>
                   </pic:nvPicPr>
                   <pic:blipFill rotWithShape="1">
-                    <a:blip r:embed="rId16"/>
+                    <a:blip r:embed="rId17"/>
                     <a:srcRect l="5118" t="5118" r="5118" b="5118"/>
                     <a:stretch>
                       <a:fillRect/>
@@ -3751,7 +3780,7 @@
                     <pic:cNvPicPr/>
                   </pic:nvPicPr>
                   <pic:blipFill rotWithShape="1">
-                    <a:blip r:embed="rId17"/>
+                    <a:blip r:embed="rId18"/>
                     <a:srcRect l="4170" t="4170" r="4170" b="4170"/>
                     <a:stretch>
                       <a:fillRect/>
@@ -4053,7 +4082,7 @@
                     <pic:cNvPicPr/>
                   </pic:nvPicPr>
                   <pic:blipFill rotWithShape="1">
-                    <a:blip r:embed="rId18"/>
+                    <a:blip r:embed="rId19"/>
                     <a:srcRect l="11942" t="-4" r="9196" b="12411"/>
                     <a:stretch>
                       <a:fillRect/>
@@ -4116,7 +4145,7 @@
                     </pic:cNvPicPr>
                   </pic:nvPicPr>
                   <pic:blipFill rotWithShape="1">
-                    <a:blip r:embed="rId19">
+                    <a:blip r:embed="rId20">
                       <a:extLst>
                         <a:ext uri="{28A0092B-C50C-407E-A947-70E740481C1C}">
                           <a14:useLocalDpi xmlns:a14="http://schemas.microsoft.com/office/drawing/2010/main" val="0"/>
@@ -4250,7 +4279,7 @@
                     <pic:cNvPicPr/>
                   </pic:nvPicPr>
                   <pic:blipFill rotWithShape="1">
-                    <a:blip r:embed="rId20"/>
+                    <a:blip r:embed="rId21"/>
                     <a:srcRect l="11375" r="9010" b="12798"/>
                     <a:stretch>
                       <a:fillRect/>
@@ -4311,7 +4340,7 @@
                     </pic:cNvPicPr>
                   </pic:nvPicPr>
                   <pic:blipFill rotWithShape="1">
-                    <a:blip r:embed="rId21">
+                    <a:blip r:embed="rId22">
                       <a:extLst>
                         <a:ext uri="{28A0092B-C50C-407E-A947-70E740481C1C}">
                           <a14:useLocalDpi xmlns:a14="http://schemas.microsoft.com/office/drawing/2010/main" val="0"/>
@@ -4416,13 +4445,7 @@
         <w:rPr>
           <w:rFonts w:asciiTheme="minorBidi" w:hAnsiTheme="minorBidi"/>
         </w:rPr>
-        <w:t>which are often the weakest points in Deepfake generation</w:t>
-      </w:r>
-      <w:r>
-        <w:rPr>
-          <w:rFonts w:asciiTheme="minorBidi" w:hAnsiTheme="minorBidi"/>
-        </w:rPr>
-        <w:t>.</w:t>
+        <w:t>which are often the weakest points in Deepfake generation.</w:t>
       </w:r>
       <w:r>
         <w:rPr>
@@ -4460,19 +4483,7 @@
         <w:rPr>
           <w:rFonts w:asciiTheme="minorBidi" w:hAnsiTheme="minorBidi"/>
         </w:rPr>
-        <w:t xml:space="preserve">on Synthetic experiment (Bottom part), the saliency map appears more granular and less specific, avoiding distinct facial landmarks. This suggests that the model </w:t>
-      </w:r>
-      <w:r>
-        <w:rPr>
-          <w:rFonts w:asciiTheme="minorBidi" w:hAnsiTheme="minorBidi"/>
-        </w:rPr>
-        <w:t>does not rely</w:t>
-      </w:r>
-      <w:r>
-        <w:rPr>
-          <w:rFonts w:asciiTheme="minorBidi" w:hAnsiTheme="minorBidi"/>
-        </w:rPr>
-        <w:t xml:space="preserve"> on isolated features (like eyes or mouth) but is instead scrutinizing the global facial texture and structural consistency. The</w:t>
+        <w:t>on Synthetic experiment (Bottom part), the saliency map appears more granular and less specific, avoiding distinct facial landmarks. This suggests that the model does not rely on isolated features (like eyes or mouth) but is instead scrutinizing the global facial texture and structural consistency. The</w:t>
       </w:r>
       <w:r>
         <w:rPr>
@@ -4662,7 +4673,7 @@
                     <pic:cNvPicPr/>
                   </pic:nvPicPr>
                   <pic:blipFill rotWithShape="1">
-                    <a:blip r:embed="rId22"/>
+                    <a:blip r:embed="rId23"/>
                     <a:srcRect l="15163" t="6445" r="16424" b="4638"/>
                     <a:stretch>
                       <a:fillRect/>
@@ -4723,7 +4734,7 @@
                     <pic:cNvPicPr/>
                   </pic:nvPicPr>
                   <pic:blipFill rotWithShape="1">
-                    <a:blip r:embed="rId23"/>
+                    <a:blip r:embed="rId24"/>
                     <a:srcRect l="15641" t="6824" r="18387" b="4076"/>
                     <a:stretch>
                       <a:fillRect/>
@@ -4817,13 +4828,7 @@
         <w:rPr>
           <w:rFonts w:asciiTheme="minorBidi" w:hAnsiTheme="minorBidi"/>
         </w:rPr>
-        <w:t xml:space="preserve"> model appears to be exploiting the statistical anomalies at this "seam" between the generated face and the original background to distinguish fakes from real images.</w:t>
-      </w:r>
-      <w:r>
-        <w:rPr>
-          <w:rFonts w:asciiTheme="minorBidi" w:hAnsiTheme="minorBidi"/>
-        </w:rPr>
-        <w:t xml:space="preserve"> </w:t>
+        <w:t xml:space="preserve"> model appears to be exploiting the statistical anomalies at this "seam" between the generated face and the original background to distinguish fakes from real images. </w:t>
       </w:r>
       <w:r>
         <w:rPr>
@@ -4905,7 +4910,7 @@
                     <pic:cNvPicPr/>
                   </pic:nvPicPr>
                   <pic:blipFill rotWithShape="1">
-                    <a:blip r:embed="rId24"/>
+                    <a:blip r:embed="rId25"/>
                     <a:srcRect l="15927" t="6256" r="18670" b="5016"/>
                     <a:stretch>
                       <a:fillRect/>
@@ -4966,7 +4971,7 @@
                     <pic:cNvPicPr/>
                   </pic:nvPicPr>
                   <pic:blipFill rotWithShape="1">
-                    <a:blip r:embed="rId25"/>
+                    <a:blip r:embed="rId26"/>
                     <a:srcRect l="15500" t="5117" r="18244" b="4068"/>
                     <a:stretch>
                       <a:fillRect/>
@@ -5161,7 +5166,7 @@
                     <pic:cNvPicPr/>
                   </pic:nvPicPr>
                   <pic:blipFill rotWithShape="1">
-                    <a:blip r:embed="rId26"/>
+                    <a:blip r:embed="rId27"/>
                     <a:srcRect l="15784" t="6824" r="18528" b="3882"/>
                     <a:stretch>
                       <a:fillRect/>
@@ -5222,7 +5227,7 @@
                     <pic:cNvPicPr/>
                   </pic:nvPicPr>
                   <pic:blipFill rotWithShape="1">
-                    <a:blip r:embed="rId27"/>
+                    <a:blip r:embed="rId28"/>
                     <a:srcRect l="15784" t="6256" r="17808" b="1420"/>
                     <a:stretch>
                       <a:fillRect/>
@@ -5346,13 +5351,7 @@
         <w:rPr>
           <w:rFonts w:asciiTheme="minorBidi" w:hAnsiTheme="minorBidi"/>
         </w:rPr>
-        <w:t>where GANs are known to struggle with geometric consistency and texture generation. This confirms that the pre-trained backbone successfully guided the model to focus on the high-level semantic features necessary to distinguish synthetic images, turning the "random guessing" of the baseline into effective classification.</w:t>
-      </w:r>
-      <w:r>
-        <w:rPr>
-          <w:rFonts w:asciiTheme="minorBidi" w:hAnsiTheme="minorBidi"/>
-        </w:rPr>
-        <w:t xml:space="preserve"> </w:t>
+        <w:t xml:space="preserve">where GANs are known to struggle with geometric consistency and texture generation. This confirms that the pre-trained backbone successfully guided the model to focus on the high-level semantic features necessary to distinguish synthetic images, turning the "random guessing" of the baseline into effective classification. </w:t>
       </w:r>
       <w:r>
         <w:rPr>
@@ -5385,7 +5384,7 @@
         <w:spacing w:line="360" w:lineRule="auto"/>
         <w:jc w:val="both"/>
         <w:rPr>
-          <w:rFonts w:asciiTheme="minorBidi" w:hAnsiTheme="minorBidi" w:hint="cs"/>
+          <w:rFonts w:asciiTheme="minorBidi" w:hAnsiTheme="minorBidi"/>
           <w:rtl/>
           <w:lang w:val="en-IL"/>
         </w:rPr>
@@ -7300,6 +7299,29 @@
     <w:uiPriority w:val="99"/>
     <w:rsid w:val="002C2D30"/>
   </w:style>
+  <w:style w:type="character" w:styleId="Hyperlink">
+    <w:name w:val="Hyperlink"/>
+    <w:basedOn w:val="DefaultParagraphFont"/>
+    <w:uiPriority w:val="99"/>
+    <w:unhideWhenUsed/>
+    <w:rsid w:val="00361F5B"/>
+    <w:rPr>
+      <w:color w:val="467886" w:themeColor="hyperlink"/>
+      <w:u w:val="single"/>
+    </w:rPr>
+  </w:style>
+  <w:style w:type="character" w:styleId="UnresolvedMention">
+    <w:name w:val="Unresolved Mention"/>
+    <w:basedOn w:val="DefaultParagraphFont"/>
+    <w:uiPriority w:val="99"/>
+    <w:semiHidden/>
+    <w:unhideWhenUsed/>
+    <w:rsid w:val="00361F5B"/>
+    <w:rPr>
+      <w:color w:val="605E5C"/>
+      <w:shd w:val="clear" w:color="auto" w:fill="E1DFDD"/>
+    </w:rPr>
+  </w:style>
 </w:styles>
 </file>
 
